--- a/repair-system/docs/报修工单管理系统-需求规格说明书.docx
+++ b/repair-system/docs/报修工单管理系统-需求规格说明书.docx
@@ -12,7 +12,7 @@
           <w:b/>
           <w:sz w:val="44"/>
         </w:rPr>
-        <w:t>宿舍/社区报修工单管理系统</w:t>
+        <w:t>社区报修工单管理系统</w:t>
       </w:r>
     </w:p>
     <w:p>
@@ -25,7 +25,7 @@
           <w:b w:val="0"/>
           <w:sz w:val="28"/>
         </w:rPr>
-        <w:t>需求规格说明书  V1.0</w:t>
+        <w:t>需求规格说明书  V2.0</w:t>
       </w:r>
     </w:p>
     <w:tbl>
@@ -127,7 +127,7 @@
                 <w:b w:val="0"/>
                 <w:sz w:val="22"/>
               </w:rPr>
-              <w:t>宿舍/社区报修工单管理系统</w:t>
+              <w:t>社区报修工单管理系统</w:t>
             </w:r>
           </w:p>
         </w:tc>
@@ -157,7 +157,7 @@
                 <w:b w:val="0"/>
                 <w:sz w:val="22"/>
               </w:rPr>
-              <w:t>V1.0</w:t>
+              <w:t>V2.0</w:t>
             </w:r>
           </w:p>
         </w:tc>
@@ -172,7 +172,7 @@
                 <w:b w:val="0"/>
                 <w:sz w:val="22"/>
               </w:rPr>
-              <w:t>2026-10-17</w:t>
+              <w:t>2026-10-19</w:t>
             </w:r>
           </w:p>
         </w:tc>
@@ -217,7 +217,20 @@
           <w:b w:val="0"/>
           <w:sz w:val="24"/>
         </w:rPr>
-        <w:t>本文档描述宿舍/社区报修工单管理系统（以下简称“本系统”）的功能需求与非功能需求，作为系统设计、开发、测试与验收的依据，同时作为毕业设计（课程设计）的需求分析材料。预期读者为开发者、指导教师及测试人员。</w:t>
+        <w:t>本文档描述社区报修工单管理系统（以下简称“本系统”）的功能需求与非功能需求，作为系统设计、开发、测试与验收的依据，同时作为毕业设计（课程设计）的需求分析材料。预期读者为开发者、指导教师及测试人员。</w:t>
+      </w:r>
+    </w:p>
+    <w:p>
+      <w:pPr>
+        <w:ind w:firstLine="480"/>
+      </w:pPr>
+      <w:r>
+        <w:rPr>
+          <w:rFonts w:ascii="Times New Roman" w:hAnsi="Times New Roman" w:eastAsia="宋体"/>
+          <w:b w:val="0"/>
+          <w:sz w:val="24"/>
+        </w:rPr>
+        <w:t>V2.0 在 V1.0 基础上完成场景聚焦与功能升级：场景明确为城市住宅社区（不含高校学生宿舍），报修角色由“学生”调整为“住户（RESIDENT）”；新增智能派单子系统、操作日志审计、知识库FAQ、登录安全与个人中心等模块，并对统计大屏进行升级。</w:t>
       </w:r>
     </w:p>
     <w:p>
@@ -244,7 +257,7 @@
           <w:b w:val="0"/>
           <w:sz w:val="24"/>
         </w:rPr>
-        <w:t>在宿舍与社区日常生活中，水电故障、门窗损坏、家具破损等设施问题频发。目前的报修方式多依赖微信群、口头转告等非正式渠道，普遍存在以下痛点：</w:t>
+        <w:t>在住宅社区日常生活中，水电故障、门窗损坏、电梯异常、门禁失灵等设施问题频发。目前多数社区的报修方式仍依赖业主微信群、电话或口头转告等非正式渠道，物业管理普遍存在以下痛点：</w:t>
       </w:r>
     </w:p>
     <w:p>
@@ -270,7 +283,7 @@
           <w:b w:val="0"/>
           <w:sz w:val="24"/>
         </w:rPr>
-        <w:t>进度不透明：报修后无法知晓“有没有人管、修到哪一步”，只能反复追问；</w:t>
+        <w:t>进度不透明：住户报修后无法知晓“有没有人管、修到哪一步”，只能反复追问物业；</w:t>
       </w:r>
     </w:p>
     <w:p>
@@ -283,7 +296,7 @@
           <w:b w:val="0"/>
           <w:sz w:val="24"/>
         </w:rPr>
-        <w:t>派单靠人工：管理员需要自行记忆和协调维修工，任务分配无记录、无提醒；</w:t>
+        <w:t>派单靠人工：管理员凭个人经验记忆和协调维修工，任务分配无标准、无记录、无提醒，响应慢且易错派；</w:t>
       </w:r>
     </w:p>
     <w:p>
@@ -309,7 +322,7 @@
           <w:b w:val="0"/>
           <w:sz w:val="24"/>
         </w:rPr>
-        <w:t>数据无沉淀：报修类型、频次、处理时长等数据散失，无法支撑管理决策。</w:t>
+        <w:t>数据无沉淀：报修类型、楼栋分布、频次、处理时长等数据散失，无法支撑物业管理决策。</w:t>
       </w:r>
     </w:p>
     <w:p>
@@ -322,7 +335,7 @@
           <w:b w:val="0"/>
           <w:sz w:val="24"/>
         </w:rPr>
-        <w:t>本系统以“工单”为核心载体，将报修、派单、维修、验收、评价全流程线上化、可追溯化，并通过超时催办与统计报表提升管理效率与服务质量。</w:t>
+        <w:t>本系统以“工单”为核心载体，将报修、派单、维修、验收、评价全流程线上化、可追溯化：通过智能派单子系统实现工单提交后自动匹配最合适的维修工，通过超时催办与自动改派减少搁置工单，通过统计大屏与知识库FAQ提升物业管理效率与住户自助解决能力。</w:t>
       </w:r>
     </w:p>
     <w:p>
@@ -496,7 +509,7 @@
                 <w:b w:val="0"/>
                 <w:sz w:val="22"/>
               </w:rPr>
-              <w:t>派单</w:t>
+              <w:t>智能派单</w:t>
             </w:r>
           </w:p>
         </w:tc>
@@ -511,7 +524,7 @@
                 <w:b w:val="0"/>
                 <w:sz w:val="22"/>
               </w:rPr>
-              <w:t>管理员将待派单工单指派给指定维修工的动作</w:t>
+              <w:t>系统按多维度加权评分模型自动选择维修工并完成派单的过程</w:t>
             </w:r>
           </w:p>
         </w:tc>
@@ -528,6 +541,134 @@
                 <w:b w:val="0"/>
                 <w:sz w:val="22"/>
               </w:rPr>
+              <w:t>技能标签</w:t>
+            </w:r>
+          </w:p>
+        </w:tc>
+        <w:tc>
+          <w:tcPr>
+            <w:tcW w:type="dxa" w:w="7370"/>
+          </w:tcPr>
+          <w:p>
+            <w:r>
+              <w:rPr>
+                <w:rFonts w:ascii="Times New Roman" w:hAnsi="Times New Roman" w:eastAsia="宋体"/>
+                <w:b w:val="0"/>
+                <w:sz w:val="22"/>
+              </w:rPr>
+              <w:t>维修工与报修类型之间的多对多关联，标记其具备的维修能力</w:t>
+            </w:r>
+          </w:p>
+        </w:tc>
+      </w:tr>
+      <w:tr>
+        <w:tc>
+          <w:tcPr>
+            <w:tcW w:type="dxa" w:w="2268"/>
+          </w:tcPr>
+          <w:p>
+            <w:r>
+              <w:rPr>
+                <w:rFonts w:ascii="Times New Roman" w:hAnsi="Times New Roman" w:eastAsia="宋体"/>
+                <w:b w:val="0"/>
+                <w:sz w:val="22"/>
+              </w:rPr>
+              <w:t>楼栋熟悉度</w:t>
+            </w:r>
+          </w:p>
+        </w:tc>
+        <w:tc>
+          <w:tcPr>
+            <w:tcW w:type="dxa" w:w="7370"/>
+          </w:tcPr>
+          <w:p>
+            <w:r>
+              <w:rPr>
+                <w:rFonts w:ascii="Times New Roman" w:hAnsi="Times New Roman" w:eastAsia="宋体"/>
+                <w:b w:val="0"/>
+                <w:sz w:val="22"/>
+              </w:rPr>
+              <w:t>维修工在某楼栋的历史完成工单数，衡量其对楼栋情况的熟悉程度（本系统的差异化派单维度）</w:t>
+            </w:r>
+          </w:p>
+        </w:tc>
+      </w:tr>
+      <w:tr>
+        <w:tc>
+          <w:tcPr>
+            <w:tcW w:type="dxa" w:w="2268"/>
+          </w:tcPr>
+          <w:p>
+            <w:r>
+              <w:rPr>
+                <w:rFonts w:ascii="Times New Roman" w:hAnsi="Times New Roman" w:eastAsia="宋体"/>
+                <w:b w:val="0"/>
+                <w:sz w:val="22"/>
+              </w:rPr>
+              <w:t>得分明细</w:t>
+            </w:r>
+          </w:p>
+        </w:tc>
+        <w:tc>
+          <w:tcPr>
+            <w:tcW w:type="dxa" w:w="7370"/>
+          </w:tcPr>
+          <w:p>
+            <w:r>
+              <w:rPr>
+                <w:rFonts w:ascii="Times New Roman" w:hAnsi="Times New Roman" w:eastAsia="宋体"/>
+                <w:b w:val="0"/>
+                <w:sz w:val="22"/>
+              </w:rPr>
+              <w:t>派单时每个候选维修工各维度得分与总分的结构化记录，用于管理端展示与追溯</w:t>
+            </w:r>
+          </w:p>
+        </w:tc>
+      </w:tr>
+      <w:tr>
+        <w:tc>
+          <w:tcPr>
+            <w:tcW w:type="dxa" w:w="2268"/>
+          </w:tcPr>
+          <w:p>
+            <w:r>
+              <w:rPr>
+                <w:rFonts w:ascii="Times New Roman" w:hAnsi="Times New Roman" w:eastAsia="宋体"/>
+                <w:b w:val="0"/>
+                <w:sz w:val="22"/>
+              </w:rPr>
+              <w:t>自动改派</w:t>
+            </w:r>
+          </w:p>
+        </w:tc>
+        <w:tc>
+          <w:tcPr>
+            <w:tcW w:type="dxa" w:w="7370"/>
+          </w:tcPr>
+          <w:p>
+            <w:r>
+              <w:rPr>
+                <w:rFonts w:ascii="Times New Roman" w:hAnsi="Times New Roman" w:eastAsia="宋体"/>
+                <w:b w:val="0"/>
+                <w:sz w:val="22"/>
+              </w:rPr>
+              <w:t>工单派单后超时未完成时，系统自动更换维修工的机制</w:t>
+            </w:r>
+          </w:p>
+        </w:tc>
+      </w:tr>
+      <w:tr>
+        <w:tc>
+          <w:tcPr>
+            <w:tcW w:type="dxa" w:w="2268"/>
+          </w:tcPr>
+          <w:p>
+            <w:r>
+              <w:rPr>
+                <w:rFonts w:ascii="Times New Roman" w:hAnsi="Times New Roman" w:eastAsia="宋体"/>
+                <w:b w:val="0"/>
+                <w:sz w:val="22"/>
+              </w:rPr>
               <w:t>催办</w:t>
             </w:r>
           </w:p>
@@ -544,6 +685,102 @@
                 <w:sz w:val="22"/>
               </w:rPr>
               <w:t>报修人或管理员对处理缓慢的工单发出的提醒，系统记录催办次数</w:t>
+            </w:r>
+          </w:p>
+        </w:tc>
+      </w:tr>
+      <w:tr>
+        <w:tc>
+          <w:tcPr>
+            <w:tcW w:type="dxa" w:w="2268"/>
+          </w:tcPr>
+          <w:p>
+            <w:r>
+              <w:rPr>
+                <w:rFonts w:ascii="Times New Roman" w:hAnsi="Times New Roman" w:eastAsia="宋体"/>
+                <w:b w:val="0"/>
+                <w:sz w:val="22"/>
+              </w:rPr>
+              <w:t>登录锁定</w:t>
+            </w:r>
+          </w:p>
+        </w:tc>
+        <w:tc>
+          <w:tcPr>
+            <w:tcW w:type="dxa" w:w="7370"/>
+          </w:tcPr>
+          <w:p>
+            <w:r>
+              <w:rPr>
+                <w:rFonts w:ascii="Times New Roman" w:hAnsi="Times New Roman" w:eastAsia="宋体"/>
+                <w:b w:val="0"/>
+                <w:sz w:val="22"/>
+              </w:rPr>
+              <w:t>连续多次密码错误后临时禁止登录的安全策略</w:t>
+            </w:r>
+          </w:p>
+        </w:tc>
+      </w:tr>
+      <w:tr>
+        <w:tc>
+          <w:tcPr>
+            <w:tcW w:type="dxa" w:w="2268"/>
+          </w:tcPr>
+          <w:p>
+            <w:r>
+              <w:rPr>
+                <w:rFonts w:ascii="Times New Roman" w:hAnsi="Times New Roman" w:eastAsia="宋体"/>
+                <w:b w:val="0"/>
+                <w:sz w:val="22"/>
+              </w:rPr>
+              <w:t>操作审计</w:t>
+            </w:r>
+          </w:p>
+        </w:tc>
+        <w:tc>
+          <w:tcPr>
+            <w:tcW w:type="dxa" w:w="7370"/>
+          </w:tcPr>
+          <w:p>
+            <w:r>
+              <w:rPr>
+                <w:rFonts w:ascii="Times New Roman" w:hAnsi="Times New Roman" w:eastAsia="宋体"/>
+                <w:b w:val="0"/>
+                <w:sz w:val="22"/>
+              </w:rPr>
+              <w:t>以 AOP 切面自动记录关键操作的操作人、动作、IP 等信息，供管理员查询</w:t>
+            </w:r>
+          </w:p>
+        </w:tc>
+      </w:tr>
+      <w:tr>
+        <w:tc>
+          <w:tcPr>
+            <w:tcW w:type="dxa" w:w="2268"/>
+          </w:tcPr>
+          <w:p>
+            <w:r>
+              <w:rPr>
+                <w:rFonts w:ascii="Times New Roman" w:hAnsi="Times New Roman" w:eastAsia="宋体"/>
+                <w:b w:val="0"/>
+                <w:sz w:val="22"/>
+              </w:rPr>
+              <w:t>知识库FAQ</w:t>
+            </w:r>
+          </w:p>
+        </w:tc>
+        <w:tc>
+          <w:tcPr>
+            <w:tcW w:type="dxa" w:w="7370"/>
+          </w:tcPr>
+          <w:p>
+            <w:r>
+              <w:rPr>
+                <w:rFonts w:ascii="Times New Roman" w:hAnsi="Times New Roman" w:eastAsia="宋体"/>
+                <w:b w:val="0"/>
+                <w:sz w:val="22"/>
+              </w:rPr>
+              <w:t>常见故障自助处理条目库，住户可在报修时获得相关推荐</w:t>
             </w:r>
           </w:p>
         </w:tc>
@@ -673,7 +910,7 @@
           <w:b w:val="0"/>
           <w:sz w:val="24"/>
         </w:rPr>
-        <w:t>构建一个前后端分离的报修工单管理系统，实现报修全流程的线上闭环管理，达到以下目标：</w:t>
+        <w:t>构建一个前后端分离的社区报修工单管理系统，实现报修全流程的线上闭环管理，达到以下目标：</w:t>
       </w:r>
     </w:p>
     <w:p>
@@ -686,7 +923,7 @@
           <w:b w:val="0"/>
           <w:sz w:val="24"/>
         </w:rPr>
-        <w:t>统一报修入口，报修信息结构化（类型、位置、照片），可检索、可追溯；</w:t>
+        <w:t>统一报修入口，报修信息结构化（类型、楼栋/单元/房间、照片），可检索、可追溯；</w:t>
       </w:r>
     </w:p>
     <w:p>
@@ -712,7 +949,7 @@
           <w:b w:val="0"/>
           <w:sz w:val="24"/>
         </w:rPr>
-        <w:t>超时自动催办，减少“无人管”的搁置工单；</w:t>
+        <w:t>工单提交后由智能派单子系统自动匹配最合适的维修工，减少人工派单的延迟与错派；</w:t>
       </w:r>
     </w:p>
     <w:p>
@@ -725,7 +962,7 @@
           <w:b w:val="0"/>
           <w:sz w:val="24"/>
         </w:rPr>
-        <w:t>验收评价机制形成服务质量数据，沉淀为维修工评分排行；</w:t>
+        <w:t>超时自动催办与自动改派，减少“无人管”的搁置工单；</w:t>
       </w:r>
     </w:p>
     <w:p>
@@ -738,7 +975,46 @@
           <w:b w:val="0"/>
           <w:sz w:val="24"/>
         </w:rPr>
-        <w:t>统计报表直观呈现报修分布与处理效率，辅助管理决策。</w:t>
+        <w:t>验收评价机制形成服务质量数据，沉淀为维修工评分排行与技能画像；</w:t>
+      </w:r>
+    </w:p>
+    <w:p>
+      <w:pPr>
+        <w:pStyle w:val="ListBullet"/>
+      </w:pPr>
+      <w:r>
+        <w:rPr>
+          <w:rFonts w:ascii="Times New Roman" w:hAnsi="Times New Roman" w:eastAsia="宋体"/>
+          <w:b w:val="0"/>
+          <w:sz w:val="24"/>
+        </w:rPr>
+        <w:t>统计大屏直观呈现报修分布（含楼栋热力图与趋势预警），辅助物业管理决策；</w:t>
+      </w:r>
+    </w:p>
+    <w:p>
+      <w:pPr>
+        <w:pStyle w:val="ListBullet"/>
+      </w:pPr>
+      <w:r>
+        <w:rPr>
+          <w:rFonts w:ascii="Times New Roman" w:hAnsi="Times New Roman" w:eastAsia="宋体"/>
+          <w:b w:val="0"/>
+          <w:sz w:val="24"/>
+        </w:rPr>
+        <w:t>知识库FAQ帮助住户自助解决简单故障，降低无效报修量；</w:t>
+      </w:r>
+    </w:p>
+    <w:p>
+      <w:pPr>
+        <w:pStyle w:val="ListBullet"/>
+      </w:pPr>
+      <w:r>
+        <w:rPr>
+          <w:rFonts w:ascii="Times New Roman" w:hAnsi="Times New Roman" w:eastAsia="宋体"/>
+          <w:b w:val="0"/>
+          <w:sz w:val="24"/>
+        </w:rPr>
+        <w:t>登录锁定、操作审计等安全机制保障系统可审计、可运营。</w:t>
       </w:r>
     </w:p>
     <w:p>
@@ -835,7 +1111,7 @@
                 <w:b w:val="0"/>
                 <w:sz w:val="22"/>
               </w:rPr>
-              <w:t>学生/住户</w:t>
+              <w:t>住户</w:t>
             </w:r>
           </w:p>
         </w:tc>
@@ -850,7 +1126,7 @@
                 <w:b w:val="0"/>
                 <w:sz w:val="22"/>
               </w:rPr>
-              <w:t>STUDENT</w:t>
+              <w:t>RESIDENT</w:t>
             </w:r>
           </w:p>
         </w:tc>
@@ -865,7 +1141,7 @@
                 <w:b w:val="0"/>
                 <w:sz w:val="22"/>
               </w:rPr>
-              <w:t>提交报修、上传照片、查询进度、催办、撤销、验收维修结果并评分</w:t>
+              <w:t>提交报修、上传照片、查询进度、催办、撤销、验收维修结果并评分、自助查阅知识库</w:t>
             </w:r>
           </w:p>
         </w:tc>
@@ -959,7 +1235,7 @@
                 <w:b w:val="0"/>
                 <w:sz w:val="22"/>
               </w:rPr>
-              <w:t>工单派单与关闭、用户管理、维修工管理、字典维护、公告发布、统计查看</w:t>
+              <w:t>手动派单/重派兜底、用户与技能管理、字典维护、公告与知识库发布、审计查询、统计查看</w:t>
             </w:r>
           </w:p>
         </w:tc>
@@ -1209,7 +1485,7 @@
           <w:b w:val="0"/>
           <w:sz w:val="24"/>
         </w:rPr>
-        <w:t>图片文件存储于服务器本地磁盘（uploads 目录），通过静态资源映射访问；</w:t>
+        <w:t>图片文件存储于服务器本地磁盘（uploads 目录，路径可配置），通过静态资源映射访问；</w:t>
       </w:r>
     </w:p>
     <w:p>
@@ -1222,9 +1498,482 @@
           <w:b w:val="0"/>
           <w:sz w:val="24"/>
         </w:rPr>
-        <w:t>工单状态流转必须在 Service 层统一校验，禁止非法状态跳变。</w:t>
+        <w:t>工单状态流转必须在 Service 层统一校验，禁止非法状态跳变；</w:t>
       </w:r>
     </w:p>
+    <w:p>
+      <w:pPr>
+        <w:pStyle w:val="ListBullet"/>
+      </w:pPr>
+      <w:r>
+        <w:rPr>
+          <w:rFonts w:ascii="Times New Roman" w:hAnsi="Times New Roman" w:eastAsia="宋体"/>
+          <w:b w:val="0"/>
+          <w:sz w:val="24"/>
+        </w:rPr>
+        <w:t>智能派单的并发更新必须基于状态条件的乐观更新，防止重复派单。</w:t>
+      </w:r>
+    </w:p>
+    <w:p>
+      <w:pPr>
+        <w:pStyle w:val="Heading2"/>
+      </w:pPr>
+      <w:r>
+        <w:rPr>
+          <w:rFonts w:ascii="Times New Roman" w:hAnsi="Times New Roman" w:eastAsia="黑体"/>
+          <w:b/>
+          <w:color w:val="000000"/>
+          <w:sz w:val="28"/>
+        </w:rPr>
+        <w:t>2.5  V2.0 版本升级说明</w:t>
+      </w:r>
+    </w:p>
+    <w:tbl>
+      <w:tblPr>
+        <w:tblStyle w:val="TableGrid"/>
+        <w:tblW w:type="auto" w:w="0"/>
+        <w:jc w:val="center"/>
+        <w:tblLook w:firstColumn="1" w:firstRow="1" w:lastColumn="0" w:lastRow="0" w:noHBand="0" w:noVBand="1" w:val="04A0"/>
+      </w:tblPr>
+      <w:tblGrid>
+        <w:gridCol w:w="3022"/>
+        <w:gridCol w:w="3022"/>
+        <w:gridCol w:w="3022"/>
+      </w:tblGrid>
+      <w:tr>
+        <w:tc>
+          <w:tcPr>
+            <w:tcW w:type="dxa" w:w="1814"/>
+          </w:tcPr>
+          <w:p>
+            <w:pPr>
+              <w:jc w:val="center"/>
+            </w:pPr>
+            <w:r>
+              <w:rPr>
+                <w:rFonts w:ascii="Times New Roman" w:hAnsi="Times New Roman" w:eastAsia="黑体"/>
+                <w:b/>
+                <w:sz w:val="22"/>
+              </w:rPr>
+              <w:t>对比项</w:t>
+            </w:r>
+          </w:p>
+        </w:tc>
+        <w:tc>
+          <w:tcPr>
+            <w:tcW w:type="dxa" w:w="2608"/>
+          </w:tcPr>
+          <w:p>
+            <w:pPr>
+              <w:jc w:val="center"/>
+            </w:pPr>
+            <w:r>
+              <w:rPr>
+                <w:rFonts w:ascii="Times New Roman" w:hAnsi="Times New Roman" w:eastAsia="黑体"/>
+                <w:b/>
+                <w:sz w:val="22"/>
+              </w:rPr>
+              <w:t>V1.0</w:t>
+            </w:r>
+          </w:p>
+        </w:tc>
+        <w:tc>
+          <w:tcPr>
+            <w:tcW w:type="dxa" w:w="4649"/>
+          </w:tcPr>
+          <w:p>
+            <w:pPr>
+              <w:jc w:val="center"/>
+            </w:pPr>
+            <w:r>
+              <w:rPr>
+                <w:rFonts w:ascii="Times New Roman" w:hAnsi="Times New Roman" w:eastAsia="黑体"/>
+                <w:b/>
+                <w:sz w:val="22"/>
+              </w:rPr>
+              <w:t>V2.0</w:t>
+            </w:r>
+          </w:p>
+        </w:tc>
+      </w:tr>
+      <w:tr>
+        <w:tc>
+          <w:tcPr>
+            <w:tcW w:type="dxa" w:w="1814"/>
+          </w:tcPr>
+          <w:p>
+            <w:r>
+              <w:rPr>
+                <w:rFonts w:ascii="Times New Roman" w:hAnsi="Times New Roman" w:eastAsia="宋体"/>
+                <w:b w:val="0"/>
+                <w:sz w:val="22"/>
+              </w:rPr>
+              <w:t>应用场景</w:t>
+            </w:r>
+          </w:p>
+        </w:tc>
+        <w:tc>
+          <w:tcPr>
+            <w:tcW w:type="dxa" w:w="2608"/>
+          </w:tcPr>
+          <w:p>
+            <w:r>
+              <w:rPr>
+                <w:rFonts w:ascii="Times New Roman" w:hAnsi="Times New Roman" w:eastAsia="宋体"/>
+                <w:b w:val="0"/>
+                <w:sz w:val="22"/>
+              </w:rPr>
+              <w:t>宿舍/社区（表述笼统）</w:t>
+            </w:r>
+          </w:p>
+        </w:tc>
+        <w:tc>
+          <w:tcPr>
+            <w:tcW w:type="dxa" w:w="4649"/>
+          </w:tcPr>
+          <w:p>
+            <w:r>
+              <w:rPr>
+                <w:rFonts w:ascii="Times New Roman" w:hAnsi="Times New Roman" w:eastAsia="宋体"/>
+                <w:b w:val="0"/>
+                <w:sz w:val="22"/>
+              </w:rPr>
+              <w:t>明确为城市住宅社区，不含学生宿舍</w:t>
+            </w:r>
+          </w:p>
+        </w:tc>
+      </w:tr>
+      <w:tr>
+        <w:tc>
+          <w:tcPr>
+            <w:tcW w:type="dxa" w:w="1814"/>
+          </w:tcPr>
+          <w:p>
+            <w:r>
+              <w:rPr>
+                <w:rFonts w:ascii="Times New Roman" w:hAnsi="Times New Roman" w:eastAsia="宋体"/>
+                <w:b w:val="0"/>
+                <w:sz w:val="22"/>
+              </w:rPr>
+              <w:t>报修角色</w:t>
+            </w:r>
+          </w:p>
+        </w:tc>
+        <w:tc>
+          <w:tcPr>
+            <w:tcW w:type="dxa" w:w="2608"/>
+          </w:tcPr>
+          <w:p>
+            <w:r>
+              <w:rPr>
+                <w:rFonts w:ascii="Times New Roman" w:hAnsi="Times New Roman" w:eastAsia="宋体"/>
+                <w:b w:val="0"/>
+                <w:sz w:val="22"/>
+              </w:rPr>
+              <w:t>学生（STUDENT）</w:t>
+            </w:r>
+          </w:p>
+        </w:tc>
+        <w:tc>
+          <w:tcPr>
+            <w:tcW w:type="dxa" w:w="4649"/>
+          </w:tcPr>
+          <w:p>
+            <w:r>
+              <w:rPr>
+                <w:rFonts w:ascii="Times New Roman" w:hAnsi="Times New Roman" w:eastAsia="宋体"/>
+                <w:b w:val="0"/>
+                <w:sz w:val="22"/>
+              </w:rPr>
+              <w:t>住户（RESIDENT），代码、数据库、界面全量更名</w:t>
+            </w:r>
+          </w:p>
+        </w:tc>
+      </w:tr>
+      <w:tr>
+        <w:tc>
+          <w:tcPr>
+            <w:tcW w:type="dxa" w:w="1814"/>
+          </w:tcPr>
+          <w:p>
+            <w:r>
+              <w:rPr>
+                <w:rFonts w:ascii="Times New Roman" w:hAnsi="Times New Roman" w:eastAsia="宋体"/>
+                <w:b w:val="0"/>
+                <w:sz w:val="22"/>
+              </w:rPr>
+              <w:t>派单方式</w:t>
+            </w:r>
+          </w:p>
+        </w:tc>
+        <w:tc>
+          <w:tcPr>
+            <w:tcW w:type="dxa" w:w="2608"/>
+          </w:tcPr>
+          <w:p>
+            <w:r>
+              <w:rPr>
+                <w:rFonts w:ascii="Times New Roman" w:hAnsi="Times New Roman" w:eastAsia="宋体"/>
+                <w:b w:val="0"/>
+                <w:sz w:val="22"/>
+              </w:rPr>
+              <w:t>管理员手动派单</w:t>
+            </w:r>
+          </w:p>
+        </w:tc>
+        <w:tc>
+          <w:tcPr>
+            <w:tcW w:type="dxa" w:w="4649"/>
+          </w:tcPr>
+          <w:p>
+            <w:r>
+              <w:rPr>
+                <w:rFonts w:ascii="Times New Roman" w:hAnsi="Times New Roman" w:eastAsia="宋体"/>
+                <w:b w:val="0"/>
+                <w:sz w:val="22"/>
+              </w:rPr>
+              <w:t>提交后智能派单为主，管理员手动派单/重派兜底</w:t>
+            </w:r>
+          </w:p>
+        </w:tc>
+      </w:tr>
+      <w:tr>
+        <w:tc>
+          <w:tcPr>
+            <w:tcW w:type="dxa" w:w="1814"/>
+          </w:tcPr>
+          <w:p>
+            <w:r>
+              <w:rPr>
+                <w:rFonts w:ascii="Times New Roman" w:hAnsi="Times New Roman" w:eastAsia="宋体"/>
+                <w:b w:val="0"/>
+                <w:sz w:val="22"/>
+              </w:rPr>
+              <w:t>维修工能力建模</w:t>
+            </w:r>
+          </w:p>
+        </w:tc>
+        <w:tc>
+          <w:tcPr>
+            <w:tcW w:type="dxa" w:w="2608"/>
+          </w:tcPr>
+          <w:p>
+            <w:r>
+              <w:rPr>
+                <w:rFonts w:ascii="Times New Roman" w:hAnsi="Times New Roman" w:eastAsia="宋体"/>
+                <w:b w:val="0"/>
+                <w:sz w:val="22"/>
+              </w:rPr>
+              <w:t>无</w:t>
+            </w:r>
+          </w:p>
+        </w:tc>
+        <w:tc>
+          <w:tcPr>
+            <w:tcW w:type="dxa" w:w="4649"/>
+          </w:tcPr>
+          <w:p>
+            <w:r>
+              <w:rPr>
+                <w:rFonts w:ascii="Times New Roman" w:hAnsi="Times New Roman" w:eastAsia="宋体"/>
+                <w:b w:val="0"/>
+                <w:sz w:val="22"/>
+              </w:rPr>
+              <w:t>技能标签（与报修类型多对多关联）</w:t>
+            </w:r>
+          </w:p>
+        </w:tc>
+      </w:tr>
+      <w:tr>
+        <w:tc>
+          <w:tcPr>
+            <w:tcW w:type="dxa" w:w="1814"/>
+          </w:tcPr>
+          <w:p>
+            <w:r>
+              <w:rPr>
+                <w:rFonts w:ascii="Times New Roman" w:hAnsi="Times New Roman" w:eastAsia="宋体"/>
+                <w:b w:val="0"/>
+                <w:sz w:val="22"/>
+              </w:rPr>
+              <w:t>安全能力</w:t>
+            </w:r>
+          </w:p>
+        </w:tc>
+        <w:tc>
+          <w:tcPr>
+            <w:tcW w:type="dxa" w:w="2608"/>
+          </w:tcPr>
+          <w:p>
+            <w:r>
+              <w:rPr>
+                <w:rFonts w:ascii="Times New Roman" w:hAnsi="Times New Roman" w:eastAsia="宋体"/>
+                <w:b w:val="0"/>
+                <w:sz w:val="22"/>
+              </w:rPr>
+              <w:t>登录鉴权</w:t>
+            </w:r>
+          </w:p>
+        </w:tc>
+        <w:tc>
+          <w:tcPr>
+            <w:tcW w:type="dxa" w:w="4649"/>
+          </w:tcPr>
+          <w:p>
+            <w:r>
+              <w:rPr>
+                <w:rFonts w:ascii="Times New Roman" w:hAnsi="Times New Roman" w:eastAsia="宋体"/>
+                <w:b w:val="0"/>
+                <w:sz w:val="22"/>
+              </w:rPr>
+              <w:t>新增登录锁定、修改密码、个人中心、操作日志审计</w:t>
+            </w:r>
+          </w:p>
+        </w:tc>
+      </w:tr>
+      <w:tr>
+        <w:tc>
+          <w:tcPr>
+            <w:tcW w:type="dxa" w:w="1814"/>
+          </w:tcPr>
+          <w:p>
+            <w:r>
+              <w:rPr>
+                <w:rFonts w:ascii="Times New Roman" w:hAnsi="Times New Roman" w:eastAsia="宋体"/>
+                <w:b w:val="0"/>
+                <w:sz w:val="22"/>
+              </w:rPr>
+              <w:t>知识服务</w:t>
+            </w:r>
+          </w:p>
+        </w:tc>
+        <w:tc>
+          <w:tcPr>
+            <w:tcW w:type="dxa" w:w="2608"/>
+          </w:tcPr>
+          <w:p>
+            <w:r>
+              <w:rPr>
+                <w:rFonts w:ascii="Times New Roman" w:hAnsi="Times New Roman" w:eastAsia="宋体"/>
+                <w:b w:val="0"/>
+                <w:sz w:val="22"/>
+              </w:rPr>
+              <w:t>仅公告</w:t>
+            </w:r>
+          </w:p>
+        </w:tc>
+        <w:tc>
+          <w:tcPr>
+            <w:tcW w:type="dxa" w:w="4649"/>
+          </w:tcPr>
+          <w:p>
+            <w:r>
+              <w:rPr>
+                <w:rFonts w:ascii="Times New Roman" w:hAnsi="Times New Roman" w:eastAsia="宋体"/>
+                <w:b w:val="0"/>
+                <w:sz w:val="22"/>
+              </w:rPr>
+              <w:t>新增知识库FAQ及报修页智能推荐</w:t>
+            </w:r>
+          </w:p>
+        </w:tc>
+      </w:tr>
+      <w:tr>
+        <w:tc>
+          <w:tcPr>
+            <w:tcW w:type="dxa" w:w="1814"/>
+          </w:tcPr>
+          <w:p>
+            <w:r>
+              <w:rPr>
+                <w:rFonts w:ascii="Times New Roman" w:hAnsi="Times New Roman" w:eastAsia="宋体"/>
+                <w:b w:val="0"/>
+                <w:sz w:val="22"/>
+              </w:rPr>
+              <w:t>统计大屏</w:t>
+            </w:r>
+          </w:p>
+        </w:tc>
+        <w:tc>
+          <w:tcPr>
+            <w:tcW w:type="dxa" w:w="2608"/>
+          </w:tcPr>
+          <w:p>
+            <w:r>
+              <w:rPr>
+                <w:rFonts w:ascii="Times New Roman" w:hAnsi="Times New Roman" w:eastAsia="宋体"/>
+                <w:b w:val="0"/>
+                <w:sz w:val="22"/>
+              </w:rPr>
+              <w:t>指标卡+三类图表</w:t>
+            </w:r>
+          </w:p>
+        </w:tc>
+        <w:tc>
+          <w:tcPr>
+            <w:tcW w:type="dxa" w:w="4649"/>
+          </w:tcPr>
+          <w:p>
+            <w:r>
+              <w:rPr>
+                <w:rFonts w:ascii="Times New Roman" w:hAnsi="Times New Roman" w:eastAsia="宋体"/>
+                <w:b w:val="0"/>
+                <w:sz w:val="22"/>
+              </w:rPr>
+              <w:t>新增楼栋×单元热力图、月度趋势环比预警</w:t>
+            </w:r>
+          </w:p>
+        </w:tc>
+      </w:tr>
+      <w:tr>
+        <w:tc>
+          <w:tcPr>
+            <w:tcW w:type="dxa" w:w="1814"/>
+          </w:tcPr>
+          <w:p>
+            <w:r>
+              <w:rPr>
+                <w:rFonts w:ascii="Times New Roman" w:hAnsi="Times New Roman" w:eastAsia="宋体"/>
+                <w:b w:val="0"/>
+                <w:sz w:val="22"/>
+              </w:rPr>
+              <w:t>数据表</w:t>
+            </w:r>
+          </w:p>
+        </w:tc>
+        <w:tc>
+          <w:tcPr>
+            <w:tcW w:type="dxa" w:w="2608"/>
+          </w:tcPr>
+          <w:p>
+            <w:r>
+              <w:rPr>
+                <w:rFonts w:ascii="Times New Roman" w:hAnsi="Times New Roman" w:eastAsia="宋体"/>
+                <w:b w:val="0"/>
+                <w:sz w:val="22"/>
+              </w:rPr>
+              <w:t>8 张</w:t>
+            </w:r>
+          </w:p>
+        </w:tc>
+        <w:tc>
+          <w:tcPr>
+            <w:tcW w:type="dxa" w:w="4649"/>
+          </w:tcPr>
+          <w:p>
+            <w:r>
+              <w:rPr>
+                <w:rFonts w:ascii="Times New Roman" w:hAnsi="Times New Roman" w:eastAsia="宋体"/>
+                <w:b w:val="0"/>
+                <w:sz w:val="22"/>
+              </w:rPr>
+              <w:t>13 张（新增 worker_skill、dispatch_rule、operation_log、faq）</w:t>
+            </w:r>
+          </w:p>
+        </w:tc>
+      </w:tr>
+    </w:tbl>
+    <w:p/>
     <w:p>
       <w:pPr>
         <w:pStyle w:val="Heading1"/>
@@ -1269,7 +2018,7 @@
       <w:tr>
         <w:tc>
           <w:tcPr>
-            <w:tcW w:type="dxa" w:w="1417"/>
+            <w:tcW w:type="dxa" w:w="1247"/>
           </w:tcPr>
           <w:p>
             <w:pPr>
@@ -1287,7 +2036,7 @@
         </w:tc>
         <w:tc>
           <w:tcPr>
-            <w:tcW w:type="dxa" w:w="4535"/>
+            <w:tcW w:type="dxa" w:w="4706"/>
           </w:tcPr>
           <w:p>
             <w:pPr>
@@ -1305,7 +2054,7 @@
         </w:tc>
         <w:tc>
           <w:tcPr>
-            <w:tcW w:type="dxa" w:w="1701"/>
+            <w:tcW w:type="dxa" w:w="1814"/>
           </w:tcPr>
           <w:p>
             <w:pPr>
@@ -1323,7 +2072,7 @@
         </w:tc>
         <w:tc>
           <w:tcPr>
-            <w:tcW w:type="dxa" w:w="1417"/>
+            <w:tcW w:type="dxa" w:w="1304"/>
           </w:tcPr>
           <w:p>
             <w:pPr>
@@ -1343,7 +2092,7 @@
       <w:tr>
         <w:tc>
           <w:tcPr>
-            <w:tcW w:type="dxa" w:w="1417"/>
+            <w:tcW w:type="dxa" w:w="1247"/>
           </w:tcPr>
           <w:p>
             <w:r>
@@ -1358,22 +2107,22 @@
         </w:tc>
         <w:tc>
           <w:tcPr>
-            <w:tcW w:type="dxa" w:w="4535"/>
-          </w:tcPr>
-          <w:p>
-            <w:r>
-              <w:rPr>
-                <w:rFonts w:ascii="Times New Roman" w:hAnsi="Times New Roman" w:eastAsia="宋体"/>
-                <w:b w:val="0"/>
-                <w:sz w:val="22"/>
-              </w:rPr>
-              <w:t>认证与账号</w:t>
-            </w:r>
-          </w:p>
-        </w:tc>
-        <w:tc>
-          <w:tcPr>
-            <w:tcW w:type="dxa" w:w="1701"/>
+            <w:tcW w:type="dxa" w:w="4706"/>
+          </w:tcPr>
+          <w:p>
+            <w:r>
+              <w:rPr>
+                <w:rFonts w:ascii="Times New Roman" w:hAnsi="Times New Roman" w:eastAsia="宋体"/>
+                <w:b w:val="0"/>
+                <w:sz w:val="22"/>
+              </w:rPr>
+              <w:t>认证与账号安全（登录/注册/鉴权/用户管理/登录锁定/个人中心）</w:t>
+            </w:r>
+          </w:p>
+        </w:tc>
+        <w:tc>
+          <w:tcPr>
+            <w:tcW w:type="dxa" w:w="1814"/>
           </w:tcPr>
           <w:p>
             <w:r>
@@ -1388,7 +2137,7 @@
         </w:tc>
         <w:tc>
           <w:tcPr>
-            <w:tcW w:type="dxa" w:w="1417"/>
+            <w:tcW w:type="dxa" w:w="1304"/>
           </w:tcPr>
           <w:p>
             <w:r>
@@ -1405,7 +2154,7 @@
       <w:tr>
         <w:tc>
           <w:tcPr>
-            <w:tcW w:type="dxa" w:w="1417"/>
+            <w:tcW w:type="dxa" w:w="1247"/>
           </w:tcPr>
           <w:p>
             <w:r>
@@ -1420,7 +2169,7 @@
         </w:tc>
         <w:tc>
           <w:tcPr>
-            <w:tcW w:type="dxa" w:w="4535"/>
+            <w:tcW w:type="dxa" w:w="4706"/>
           </w:tcPr>
           <w:p>
             <w:r>
@@ -1435,22 +2184,22 @@
         </w:tc>
         <w:tc>
           <w:tcPr>
-            <w:tcW w:type="dxa" w:w="1701"/>
-          </w:tcPr>
-          <w:p>
-            <w:r>
-              <w:rPr>
-                <w:rFonts w:ascii="Times New Roman" w:hAnsi="Times New Roman" w:eastAsia="宋体"/>
-                <w:b w:val="0"/>
-                <w:sz w:val="22"/>
-              </w:rPr>
-              <w:t>学生</w:t>
-            </w:r>
-          </w:p>
-        </w:tc>
-        <w:tc>
-          <w:tcPr>
-            <w:tcW w:type="dxa" w:w="1417"/>
+            <w:tcW w:type="dxa" w:w="1814"/>
+          </w:tcPr>
+          <w:p>
+            <w:r>
+              <w:rPr>
+                <w:rFonts w:ascii="Times New Roman" w:hAnsi="Times New Roman" w:eastAsia="宋体"/>
+                <w:b w:val="0"/>
+                <w:sz w:val="22"/>
+              </w:rPr>
+              <w:t>住户</w:t>
+            </w:r>
+          </w:p>
+        </w:tc>
+        <w:tc>
+          <w:tcPr>
+            <w:tcW w:type="dxa" w:w="1304"/>
           </w:tcPr>
           <w:p>
             <w:r>
@@ -1467,7 +2216,7 @@
       <w:tr>
         <w:tc>
           <w:tcPr>
-            <w:tcW w:type="dxa" w:w="1417"/>
+            <w:tcW w:type="dxa" w:w="1247"/>
           </w:tcPr>
           <w:p>
             <w:r>
@@ -1482,7 +2231,7 @@
         </w:tc>
         <w:tc>
           <w:tcPr>
-            <w:tcW w:type="dxa" w:w="4535"/>
+            <w:tcW w:type="dxa" w:w="4706"/>
           </w:tcPr>
           <w:p>
             <w:r>
@@ -1497,7 +2246,7 @@
         </w:tc>
         <w:tc>
           <w:tcPr>
-            <w:tcW w:type="dxa" w:w="1701"/>
+            <w:tcW w:type="dxa" w:w="1814"/>
           </w:tcPr>
           <w:p>
             <w:r>
@@ -1512,7 +2261,7 @@
         </w:tc>
         <w:tc>
           <w:tcPr>
-            <w:tcW w:type="dxa" w:w="1417"/>
+            <w:tcW w:type="dxa" w:w="1304"/>
           </w:tcPr>
           <w:p>
             <w:r>
@@ -1529,7 +2278,7 @@
       <w:tr>
         <w:tc>
           <w:tcPr>
-            <w:tcW w:type="dxa" w:w="1417"/>
+            <w:tcW w:type="dxa" w:w="1247"/>
           </w:tcPr>
           <w:p>
             <w:r>
@@ -1544,7 +2293,7 @@
         </w:tc>
         <w:tc>
           <w:tcPr>
-            <w:tcW w:type="dxa" w:w="4535"/>
+            <w:tcW w:type="dxa" w:w="4706"/>
           </w:tcPr>
           <w:p>
             <w:r>
@@ -1559,7 +2308,7 @@
         </w:tc>
         <w:tc>
           <w:tcPr>
-            <w:tcW w:type="dxa" w:w="1701"/>
+            <w:tcW w:type="dxa" w:w="1814"/>
           </w:tcPr>
           <w:p>
             <w:r>
@@ -1574,7 +2323,7 @@
         </w:tc>
         <w:tc>
           <w:tcPr>
-            <w:tcW w:type="dxa" w:w="1417"/>
+            <w:tcW w:type="dxa" w:w="1304"/>
           </w:tcPr>
           <w:p>
             <w:r>
@@ -1591,7 +2340,7 @@
       <w:tr>
         <w:tc>
           <w:tcPr>
-            <w:tcW w:type="dxa" w:w="1417"/>
+            <w:tcW w:type="dxa" w:w="1247"/>
           </w:tcPr>
           <w:p>
             <w:r>
@@ -1606,7 +2355,7 @@
         </w:tc>
         <w:tc>
           <w:tcPr>
-            <w:tcW w:type="dxa" w:w="4535"/>
+            <w:tcW w:type="dxa" w:w="4706"/>
           </w:tcPr>
           <w:p>
             <w:r>
@@ -1621,7 +2370,7 @@
         </w:tc>
         <w:tc>
           <w:tcPr>
-            <w:tcW w:type="dxa" w:w="1701"/>
+            <w:tcW w:type="dxa" w:w="1814"/>
           </w:tcPr>
           <w:p>
             <w:r>
@@ -1636,7 +2385,7 @@
         </w:tc>
         <w:tc>
           <w:tcPr>
-            <w:tcW w:type="dxa" w:w="1417"/>
+            <w:tcW w:type="dxa" w:w="1304"/>
           </w:tcPr>
           <w:p>
             <w:r>
@@ -1653,7 +2402,7 @@
       <w:tr>
         <w:tc>
           <w:tcPr>
-            <w:tcW w:type="dxa" w:w="1417"/>
+            <w:tcW w:type="dxa" w:w="1247"/>
           </w:tcPr>
           <w:p>
             <w:r>
@@ -1668,7 +2417,7 @@
         </w:tc>
         <w:tc>
           <w:tcPr>
-            <w:tcW w:type="dxa" w:w="4535"/>
+            <w:tcW w:type="dxa" w:w="4706"/>
           </w:tcPr>
           <w:p>
             <w:r>
@@ -1683,7 +2432,7 @@
         </w:tc>
         <w:tc>
           <w:tcPr>
-            <w:tcW w:type="dxa" w:w="1701"/>
+            <w:tcW w:type="dxa" w:w="1814"/>
           </w:tcPr>
           <w:p>
             <w:r>
@@ -1698,7 +2447,7 @@
         </w:tc>
         <w:tc>
           <w:tcPr>
-            <w:tcW w:type="dxa" w:w="1417"/>
+            <w:tcW w:type="dxa" w:w="1304"/>
           </w:tcPr>
           <w:p>
             <w:r>
@@ -1715,7 +2464,7 @@
       <w:tr>
         <w:tc>
           <w:tcPr>
-            <w:tcW w:type="dxa" w:w="1417"/>
+            <w:tcW w:type="dxa" w:w="1247"/>
           </w:tcPr>
           <w:p>
             <w:r>
@@ -1730,22 +2479,22 @@
         </w:tc>
         <w:tc>
           <w:tcPr>
-            <w:tcW w:type="dxa" w:w="4535"/>
-          </w:tcPr>
-          <w:p>
-            <w:r>
-              <w:rPr>
-                <w:rFonts w:ascii="Times New Roman" w:hAnsi="Times New Roman" w:eastAsia="宋体"/>
-                <w:b w:val="0"/>
-                <w:sz w:val="22"/>
-              </w:rPr>
-              <w:t>用户管理</w:t>
-            </w:r>
-          </w:p>
-        </w:tc>
-        <w:tc>
-          <w:tcPr>
-            <w:tcW w:type="dxa" w:w="1701"/>
+            <w:tcW w:type="dxa" w:w="4706"/>
+          </w:tcPr>
+          <w:p>
+            <w:r>
+              <w:rPr>
+                <w:rFonts w:ascii="Times New Roman" w:hAnsi="Times New Roman" w:eastAsia="宋体"/>
+                <w:b w:val="0"/>
+                <w:sz w:val="22"/>
+              </w:rPr>
+              <w:t>用户管理与技能标签</w:t>
+            </w:r>
+          </w:p>
+        </w:tc>
+        <w:tc>
+          <w:tcPr>
+            <w:tcW w:type="dxa" w:w="1814"/>
           </w:tcPr>
           <w:p>
             <w:r>
@@ -1760,16 +2509,16 @@
         </w:tc>
         <w:tc>
           <w:tcPr>
-            <w:tcW w:type="dxa" w:w="1417"/>
-          </w:tcPr>
-          <w:p>
-            <w:r>
-              <w:rPr>
-                <w:rFonts w:ascii="Times New Roman" w:hAnsi="Times New Roman" w:eastAsia="宋体"/>
-                <w:b w:val="0"/>
-                <w:sz w:val="22"/>
-              </w:rPr>
-              <w:t>中</w:t>
+            <w:tcW w:type="dxa" w:w="1304"/>
+          </w:tcPr>
+          <w:p>
+            <w:r>
+              <w:rPr>
+                <w:rFonts w:ascii="Times New Roman" w:hAnsi="Times New Roman" w:eastAsia="宋体"/>
+                <w:b w:val="0"/>
+                <w:sz w:val="22"/>
+              </w:rPr>
+              <w:t>高</w:t>
             </w:r>
           </w:p>
         </w:tc>
@@ -1777,7 +2526,7 @@
       <w:tr>
         <w:tc>
           <w:tcPr>
-            <w:tcW w:type="dxa" w:w="1417"/>
+            <w:tcW w:type="dxa" w:w="1247"/>
           </w:tcPr>
           <w:p>
             <w:r>
@@ -1792,7 +2541,7 @@
         </w:tc>
         <w:tc>
           <w:tcPr>
-            <w:tcW w:type="dxa" w:w="4535"/>
+            <w:tcW w:type="dxa" w:w="4706"/>
           </w:tcPr>
           <w:p>
             <w:r>
@@ -1807,7 +2556,7 @@
         </w:tc>
         <w:tc>
           <w:tcPr>
-            <w:tcW w:type="dxa" w:w="1701"/>
+            <w:tcW w:type="dxa" w:w="1814"/>
           </w:tcPr>
           <w:p>
             <w:r>
@@ -1822,7 +2571,7 @@
         </w:tc>
         <w:tc>
           <w:tcPr>
-            <w:tcW w:type="dxa" w:w="1417"/>
+            <w:tcW w:type="dxa" w:w="1304"/>
           </w:tcPr>
           <w:p>
             <w:r>
@@ -1839,7 +2588,7 @@
       <w:tr>
         <w:tc>
           <w:tcPr>
-            <w:tcW w:type="dxa" w:w="1417"/>
+            <w:tcW w:type="dxa" w:w="1247"/>
           </w:tcPr>
           <w:p>
             <w:r>
@@ -1854,7 +2603,7 @@
         </w:tc>
         <w:tc>
           <w:tcPr>
-            <w:tcW w:type="dxa" w:w="4535"/>
+            <w:tcW w:type="dxa" w:w="4706"/>
           </w:tcPr>
           <w:p>
             <w:r>
@@ -1869,7 +2618,7 @@
         </w:tc>
         <w:tc>
           <w:tcPr>
-            <w:tcW w:type="dxa" w:w="1701"/>
+            <w:tcW w:type="dxa" w:w="1814"/>
           </w:tcPr>
           <w:p>
             <w:r>
@@ -1884,7 +2633,7 @@
         </w:tc>
         <w:tc>
           <w:tcPr>
-            <w:tcW w:type="dxa" w:w="1417"/>
+            <w:tcW w:type="dxa" w:w="1304"/>
           </w:tcPr>
           <w:p>
             <w:r>
@@ -1901,7 +2650,7 @@
       <w:tr>
         <w:tc>
           <w:tcPr>
-            <w:tcW w:type="dxa" w:w="1417"/>
+            <w:tcW w:type="dxa" w:w="1247"/>
           </w:tcPr>
           <w:p>
             <w:r>
@@ -1916,22 +2665,22 @@
         </w:tc>
         <w:tc>
           <w:tcPr>
-            <w:tcW w:type="dxa" w:w="4535"/>
-          </w:tcPr>
-          <w:p>
-            <w:r>
-              <w:rPr>
-                <w:rFonts w:ascii="Times New Roman" w:hAnsi="Times New Roman" w:eastAsia="宋体"/>
-                <w:b w:val="0"/>
-                <w:sz w:val="22"/>
-              </w:rPr>
-              <w:t>数据统计可视化</w:t>
-            </w:r>
-          </w:p>
-        </w:tc>
-        <w:tc>
-          <w:tcPr>
-            <w:tcW w:type="dxa" w:w="1701"/>
+            <w:tcW w:type="dxa" w:w="4706"/>
+          </w:tcPr>
+          <w:p>
+            <w:r>
+              <w:rPr>
+                <w:rFonts w:ascii="Times New Roman" w:hAnsi="Times New Roman" w:eastAsia="宋体"/>
+                <w:b w:val="0"/>
+                <w:sz w:val="22"/>
+              </w:rPr>
+              <w:t>数据统计可视化（含热力图与预警）</w:t>
+            </w:r>
+          </w:p>
+        </w:tc>
+        <w:tc>
+          <w:tcPr>
+            <w:tcW w:type="dxa" w:w="1814"/>
           </w:tcPr>
           <w:p>
             <w:r>
@@ -1946,7 +2695,193 @@
         </w:tc>
         <w:tc>
           <w:tcPr>
-            <w:tcW w:type="dxa" w:w="1417"/>
+            <w:tcW w:type="dxa" w:w="1304"/>
+          </w:tcPr>
+          <w:p>
+            <w:r>
+              <w:rPr>
+                <w:rFonts w:ascii="Times New Roman" w:hAnsi="Times New Roman" w:eastAsia="宋体"/>
+                <w:b w:val="0"/>
+                <w:sz w:val="22"/>
+              </w:rPr>
+              <w:t>中</w:t>
+            </w:r>
+          </w:p>
+        </w:tc>
+      </w:tr>
+      <w:tr>
+        <w:tc>
+          <w:tcPr>
+            <w:tcW w:type="dxa" w:w="1247"/>
+          </w:tcPr>
+          <w:p>
+            <w:r>
+              <w:rPr>
+                <w:rFonts w:ascii="Times New Roman" w:hAnsi="Times New Roman" w:eastAsia="宋体"/>
+                <w:b w:val="0"/>
+                <w:sz w:val="22"/>
+              </w:rPr>
+              <w:t>M11</w:t>
+            </w:r>
+          </w:p>
+        </w:tc>
+        <w:tc>
+          <w:tcPr>
+            <w:tcW w:type="dxa" w:w="4706"/>
+          </w:tcPr>
+          <w:p>
+            <w:r>
+              <w:rPr>
+                <w:rFonts w:ascii="Times New Roman" w:hAnsi="Times New Roman" w:eastAsia="宋体"/>
+                <w:b w:val="0"/>
+                <w:sz w:val="22"/>
+              </w:rPr>
+              <w:t>智能派单子系统</w:t>
+            </w:r>
+          </w:p>
+        </w:tc>
+        <w:tc>
+          <w:tcPr>
+            <w:tcW w:type="dxa" w:w="1814"/>
+          </w:tcPr>
+          <w:p>
+            <w:r>
+              <w:rPr>
+                <w:rFonts w:ascii="Times New Roman" w:hAnsi="Times New Roman" w:eastAsia="宋体"/>
+                <w:b w:val="0"/>
+                <w:sz w:val="22"/>
+              </w:rPr>
+              <w:t>系统自动/管理员兜底</w:t>
+            </w:r>
+          </w:p>
+        </w:tc>
+        <w:tc>
+          <w:tcPr>
+            <w:tcW w:type="dxa" w:w="1304"/>
+          </w:tcPr>
+          <w:p>
+            <w:r>
+              <w:rPr>
+                <w:rFonts w:ascii="Times New Roman" w:hAnsi="Times New Roman" w:eastAsia="宋体"/>
+                <w:b w:val="0"/>
+                <w:sz w:val="22"/>
+              </w:rPr>
+              <w:t>高</w:t>
+            </w:r>
+          </w:p>
+        </w:tc>
+      </w:tr>
+      <w:tr>
+        <w:tc>
+          <w:tcPr>
+            <w:tcW w:type="dxa" w:w="1247"/>
+          </w:tcPr>
+          <w:p>
+            <w:r>
+              <w:rPr>
+                <w:rFonts w:ascii="Times New Roman" w:hAnsi="Times New Roman" w:eastAsia="宋体"/>
+                <w:b w:val="0"/>
+                <w:sz w:val="22"/>
+              </w:rPr>
+              <w:t>M12</w:t>
+            </w:r>
+          </w:p>
+        </w:tc>
+        <w:tc>
+          <w:tcPr>
+            <w:tcW w:type="dxa" w:w="4706"/>
+          </w:tcPr>
+          <w:p>
+            <w:r>
+              <w:rPr>
+                <w:rFonts w:ascii="Times New Roman" w:hAnsi="Times New Roman" w:eastAsia="宋体"/>
+                <w:b w:val="0"/>
+                <w:sz w:val="22"/>
+              </w:rPr>
+              <w:t>操作日志审计</w:t>
+            </w:r>
+          </w:p>
+        </w:tc>
+        <w:tc>
+          <w:tcPr>
+            <w:tcW w:type="dxa" w:w="1814"/>
+          </w:tcPr>
+          <w:p>
+            <w:r>
+              <w:rPr>
+                <w:rFonts w:ascii="Times New Roman" w:hAnsi="Times New Roman" w:eastAsia="宋体"/>
+                <w:b w:val="0"/>
+                <w:sz w:val="22"/>
+              </w:rPr>
+              <w:t>管理员</w:t>
+            </w:r>
+          </w:p>
+        </w:tc>
+        <w:tc>
+          <w:tcPr>
+            <w:tcW w:type="dxa" w:w="1304"/>
+          </w:tcPr>
+          <w:p>
+            <w:r>
+              <w:rPr>
+                <w:rFonts w:ascii="Times New Roman" w:hAnsi="Times New Roman" w:eastAsia="宋体"/>
+                <w:b w:val="0"/>
+                <w:sz w:val="22"/>
+              </w:rPr>
+              <w:t>中</w:t>
+            </w:r>
+          </w:p>
+        </w:tc>
+      </w:tr>
+      <w:tr>
+        <w:tc>
+          <w:tcPr>
+            <w:tcW w:type="dxa" w:w="1247"/>
+          </w:tcPr>
+          <w:p>
+            <w:r>
+              <w:rPr>
+                <w:rFonts w:ascii="Times New Roman" w:hAnsi="Times New Roman" w:eastAsia="宋体"/>
+                <w:b w:val="0"/>
+                <w:sz w:val="22"/>
+              </w:rPr>
+              <w:t>M13</w:t>
+            </w:r>
+          </w:p>
+        </w:tc>
+        <w:tc>
+          <w:tcPr>
+            <w:tcW w:type="dxa" w:w="4706"/>
+          </w:tcPr>
+          <w:p>
+            <w:r>
+              <w:rPr>
+                <w:rFonts w:ascii="Times New Roman" w:hAnsi="Times New Roman" w:eastAsia="宋体"/>
+                <w:b w:val="0"/>
+                <w:sz w:val="22"/>
+              </w:rPr>
+              <w:t>知识库FAQ</w:t>
+            </w:r>
+          </w:p>
+        </w:tc>
+        <w:tc>
+          <w:tcPr>
+            <w:tcW w:type="dxa" w:w="1814"/>
+          </w:tcPr>
+          <w:p>
+            <w:r>
+              <w:rPr>
+                <w:rFonts w:ascii="Times New Roman" w:hAnsi="Times New Roman" w:eastAsia="宋体"/>
+                <w:b w:val="0"/>
+                <w:sz w:val="22"/>
+              </w:rPr>
+              <w:t>管理员/全部</w:t>
+            </w:r>
+          </w:p>
+        </w:tc>
+        <w:tc>
+          <w:tcPr>
+            <w:tcW w:type="dxa" w:w="1304"/>
           </w:tcPr>
           <w:p>
             <w:r>
@@ -1973,7 +2908,7 @@
           <w:color w:val="000000"/>
           <w:sz w:val="28"/>
         </w:rPr>
-        <w:t>3.2  M01 认证与账号</w:t>
+        <w:t>3.2  M01 认证与账号安全</w:t>
       </w:r>
     </w:p>
     <w:p>
@@ -1999,7 +2934,7 @@
           <w:b w:val="0"/>
           <w:sz w:val="24"/>
         </w:rPr>
-        <w:t>FR-M01-2 注册：开放学生（STUDENT）自助注册，用户名全局唯一；维修工与管理员账号仅由管理员创建。</w:t>
+        <w:t>FR-M01-2 注册：开放住户（RESIDENT）自助注册，用户名全局唯一；维修工与管理员账号仅由管理员创建。</w:t>
       </w:r>
     </w:p>
     <w:p>
@@ -2030,6 +2965,32 @@
     </w:p>
     <w:p>
       <w:pPr>
+        <w:pStyle w:val="ListBullet"/>
+      </w:pPr>
+      <w:r>
+        <w:rPr>
+          <w:rFonts w:ascii="Times New Roman" w:hAnsi="Times New Roman" w:eastAsia="宋体"/>
+          <w:b w:val="0"/>
+          <w:sz w:val="24"/>
+        </w:rPr>
+        <w:t>FR-M01-5 登录锁定：同一账号连续 5 次密码错误后锁定 10 分钟，锁定期间登录请求明确提示剩余等待时间；登录失败提示不区分“用户不存在/密码错误”，防止账号枚举；登录成功后失败计数清零。</w:t>
+      </w:r>
+    </w:p>
+    <w:p>
+      <w:pPr>
+        <w:pStyle w:val="ListBullet"/>
+      </w:pPr>
+      <w:r>
+        <w:rPr>
+          <w:rFonts w:ascii="Times New Roman" w:hAnsi="Times New Roman" w:eastAsia="宋体"/>
+          <w:b w:val="0"/>
+          <w:sz w:val="24"/>
+        </w:rPr>
+        <w:t>FR-M01-6 个人中心与修改密码：全部角色可查看并修改个人资料（姓名、手机号）；修改密码必须验证旧密码，新密码两次输入一致性由前端校验。</w:t>
+      </w:r>
+    </w:p>
+    <w:p>
+      <w:pPr>
         <w:pStyle w:val="Heading2"/>
       </w:pPr>
       <w:r>
@@ -2052,7 +3013,7 @@
           <w:b w:val="0"/>
           <w:sz w:val="24"/>
         </w:rPr>
-        <w:t>FR-M02-1 学生选择报修类型（字典）、故障位置（楼栋/楼层/房间，字典）、填写标题与详细描述，可选择“普通/紧急”优先级。</w:t>
+        <w:t>FR-M02-1 住户选择报修类型（字典：水电维修、门窗维修、电梯故障、门禁系统、公共照明、其他）、故障位置（楼栋/单元/房间，字典）、填写标题与详细描述，可选择“普通/紧急”优先级。</w:t>
       </w:r>
     </w:p>
     <w:p>
@@ -2078,7 +3039,20 @@
           <w:b w:val="0"/>
           <w:sz w:val="24"/>
         </w:rPr>
-        <w:t>FR-M02-3 提交成功后系统自动生成唯一工单号（规则：yyyyMMdd + 当日4位流水号），状态置为“待派单”，并写入第一条流转日志、通知全部管理员。</w:t>
+        <w:t>FR-M02-3 提交成功后系统自动生成唯一工单号（规则：yyyyMMdd + 当日4位流水号），状态置为“待派单”，并写入第一条流转日志。</w:t>
+      </w:r>
+    </w:p>
+    <w:p>
+      <w:pPr>
+        <w:pStyle w:val="ListBullet"/>
+      </w:pPr>
+      <w:r>
+        <w:rPr>
+          <w:rFonts w:ascii="Times New Roman" w:hAnsi="Times New Roman" w:eastAsia="宋体"/>
+          <w:b w:val="0"/>
+          <w:sz w:val="24"/>
+        </w:rPr>
+        <w:t>FR-M02-4 提交后系统按 M11 规则立即触发智能派单；表单页右侧按已选报修类型展示知识库FAQ推荐（未选类型时展示浏览热度 Top5）。</w:t>
       </w:r>
     </w:p>
     <w:p>
@@ -2241,7 +3215,7 @@
                 <w:b w:val="0"/>
                 <w:sz w:val="22"/>
               </w:rPr>
-              <w:t>派单（选择维修工）</w:t>
+              <w:t>智能派单（评分Top1）</w:t>
             </w:r>
           </w:p>
         </w:tc>
@@ -2256,7 +3230,7 @@
                 <w:b w:val="0"/>
                 <w:sz w:val="22"/>
               </w:rPr>
-              <w:t>管理员</w:t>
+              <w:t>系统</w:t>
             </w:r>
           </w:p>
         </w:tc>
@@ -2286,7 +3260,7 @@
                 <w:b w:val="0"/>
                 <w:sz w:val="22"/>
               </w:rPr>
-              <w:t>记录派单人与派单时间，站内消息通知维修工</w:t>
+              <w:t>记录派单方式AUTO、综合得分与TopN得分明细，站内消息通知维修工</w:t>
             </w:r>
           </w:p>
         </w:tc>
@@ -2318,7 +3292,7 @@
                 <w:b w:val="0"/>
                 <w:sz w:val="22"/>
               </w:rPr>
-              <w:t>撤销</w:t>
+              <w:t>手动派单（兜底）</w:t>
             </w:r>
           </w:p>
         </w:tc>
@@ -2333,7 +3307,7 @@
                 <w:b w:val="0"/>
                 <w:sz w:val="22"/>
               </w:rPr>
-              <w:t>报修人</w:t>
+              <w:t>管理员</w:t>
             </w:r>
           </w:p>
         </w:tc>
@@ -2348,7 +3322,7 @@
                 <w:b w:val="0"/>
                 <w:sz w:val="22"/>
               </w:rPr>
-              <w:t>已关闭</w:t>
+              <w:t>处理中</w:t>
             </w:r>
           </w:p>
         </w:tc>
@@ -2363,7 +3337,7 @@
                 <w:b w:val="0"/>
                 <w:sz w:val="22"/>
               </w:rPr>
-              <w:t>仅报修人本人可撤销</w:t>
+              <w:t>记录派单方式MANUAL，站内消息通知维修工</w:t>
             </w:r>
           </w:p>
         </w:tc>
@@ -2380,7 +3354,7 @@
                 <w:b w:val="0"/>
                 <w:sz w:val="22"/>
               </w:rPr>
-              <w:t>待派单/处理中/待验收</w:t>
+              <w:t>待派单</w:t>
             </w:r>
           </w:p>
         </w:tc>
@@ -2395,7 +3369,7 @@
                 <w:b w:val="0"/>
                 <w:sz w:val="22"/>
               </w:rPr>
-              <w:t>关闭</w:t>
+              <w:t>撤销</w:t>
             </w:r>
           </w:p>
         </w:tc>
@@ -2410,7 +3384,7 @@
                 <w:b w:val="0"/>
                 <w:sz w:val="22"/>
               </w:rPr>
-              <w:t>管理员</w:t>
+              <w:t>报修人</w:t>
             </w:r>
           </w:p>
         </w:tc>
@@ -2440,7 +3414,7 @@
                 <w:b w:val="0"/>
                 <w:sz w:val="22"/>
               </w:rPr>
-              <w:t>强制终结，通知报修人</w:t>
+              <w:t>仅报修人本人可撤销</w:t>
             </w:r>
           </w:p>
         </w:tc>
@@ -2457,7 +3431,7 @@
                 <w:b w:val="0"/>
                 <w:sz w:val="22"/>
               </w:rPr>
-              <w:t>处理中</w:t>
+              <w:t>待派单/处理中/待验收</w:t>
             </w:r>
           </w:p>
         </w:tc>
@@ -2472,7 +3446,7 @@
                 <w:b w:val="0"/>
                 <w:sz w:val="22"/>
               </w:rPr>
-              <w:t>完成维修（填写处理说明）</w:t>
+              <w:t>关闭</w:t>
             </w:r>
           </w:p>
         </w:tc>
@@ -2487,7 +3461,7 @@
                 <w:b w:val="0"/>
                 <w:sz w:val="22"/>
               </w:rPr>
-              <w:t>维修工</w:t>
+              <w:t>管理员</w:t>
             </w:r>
           </w:p>
         </w:tc>
@@ -2502,7 +3476,7 @@
                 <w:b w:val="0"/>
                 <w:sz w:val="22"/>
               </w:rPr>
-              <w:t>待验收</w:t>
+              <w:t>已关闭</w:t>
             </w:r>
           </w:p>
         </w:tc>
@@ -2517,7 +3491,7 @@
                 <w:b w:val="0"/>
                 <w:sz w:val="22"/>
               </w:rPr>
-              <w:t>处理说明必填，记录完成时间，通知报修人</w:t>
+              <w:t>强制终结，通知报修人</w:t>
             </w:r>
           </w:p>
         </w:tc>
@@ -2534,57 +3508,57 @@
                 <w:b w:val="0"/>
                 <w:sz w:val="22"/>
               </w:rPr>
+              <w:t>处理中</w:t>
+            </w:r>
+          </w:p>
+        </w:tc>
+        <w:tc>
+          <w:tcPr>
+            <w:tcW w:type="dxa" w:w="2381"/>
+          </w:tcPr>
+          <w:p>
+            <w:r>
+              <w:rPr>
+                <w:rFonts w:ascii="Times New Roman" w:hAnsi="Times New Roman" w:eastAsia="宋体"/>
+                <w:b w:val="0"/>
+                <w:sz w:val="22"/>
+              </w:rPr>
+              <w:t>完成维修（填写处理说明）</w:t>
+            </w:r>
+          </w:p>
+        </w:tc>
+        <w:tc>
+          <w:tcPr>
+            <w:tcW w:type="dxa" w:w="1474"/>
+          </w:tcPr>
+          <w:p>
+            <w:r>
+              <w:rPr>
+                <w:rFonts w:ascii="Times New Roman" w:hAnsi="Times New Roman" w:eastAsia="宋体"/>
+                <w:b w:val="0"/>
+                <w:sz w:val="22"/>
+              </w:rPr>
+              <w:t>维修工</w:t>
+            </w:r>
+          </w:p>
+        </w:tc>
+        <w:tc>
+          <w:tcPr>
+            <w:tcW w:type="dxa" w:w="1361"/>
+          </w:tcPr>
+          <w:p>
+            <w:r>
+              <w:rPr>
+                <w:rFonts w:ascii="Times New Roman" w:hAnsi="Times New Roman" w:eastAsia="宋体"/>
+                <w:b w:val="0"/>
+                <w:sz w:val="22"/>
+              </w:rPr>
               <w:t>待验收</w:t>
             </w:r>
           </w:p>
         </w:tc>
         <w:tc>
           <w:tcPr>
-            <w:tcW w:type="dxa" w:w="2381"/>
-          </w:tcPr>
-          <w:p>
-            <w:r>
-              <w:rPr>
-                <w:rFonts w:ascii="Times New Roman" w:hAnsi="Times New Roman" w:eastAsia="宋体"/>
-                <w:b w:val="0"/>
-                <w:sz w:val="22"/>
-              </w:rPr>
-              <w:t>验收通过（评分1~5星+评语）</w:t>
-            </w:r>
-          </w:p>
-        </w:tc>
-        <w:tc>
-          <w:tcPr>
-            <w:tcW w:type="dxa" w:w="1474"/>
-          </w:tcPr>
-          <w:p>
-            <w:r>
-              <w:rPr>
-                <w:rFonts w:ascii="Times New Roman" w:hAnsi="Times New Roman" w:eastAsia="宋体"/>
-                <w:b w:val="0"/>
-                <w:sz w:val="22"/>
-              </w:rPr>
-              <w:t>报修人</w:t>
-            </w:r>
-          </w:p>
-        </w:tc>
-        <w:tc>
-          <w:tcPr>
-            <w:tcW w:type="dxa" w:w="1361"/>
-          </w:tcPr>
-          <w:p>
-            <w:r>
-              <w:rPr>
-                <w:rFonts w:ascii="Times New Roman" w:hAnsi="Times New Roman" w:eastAsia="宋体"/>
-                <w:b w:val="0"/>
-                <w:sz w:val="22"/>
-              </w:rPr>
-              <w:t>已完成</w:t>
-            </w:r>
-          </w:p>
-        </w:tc>
-        <w:tc>
-          <w:tcPr>
             <w:tcW w:type="dxa" w:w="3402"/>
           </w:tcPr>
           <w:p>
@@ -2594,7 +3568,7 @@
                 <w:b w:val="0"/>
                 <w:sz w:val="22"/>
               </w:rPr>
-              <w:t>评分必填，生成评价记录关联维修工，通知维修工</w:t>
+              <w:t>处理说明必填，记录完成时间，通知报修人</w:t>
             </w:r>
           </w:p>
         </w:tc>
@@ -2626,7 +3600,7 @@
                 <w:b w:val="0"/>
                 <w:sz w:val="22"/>
               </w:rPr>
-              <w:t>验收不通过（说明原因）</w:t>
+              <w:t>验收通过（评分1~5星+评语）</w:t>
             </w:r>
           </w:p>
         </w:tc>
@@ -2656,7 +3630,7 @@
                 <w:b w:val="0"/>
                 <w:sz w:val="22"/>
               </w:rPr>
-              <w:t>处理中</w:t>
+              <w:t>已完成</w:t>
             </w:r>
           </w:p>
         </w:tc>
@@ -2671,7 +3645,7 @@
                 <w:b w:val="0"/>
                 <w:sz w:val="22"/>
               </w:rPr>
-              <w:t>退回维修工重新处理，清空完成时间，通知维修工</w:t>
+              <w:t>评分必填，生成评价记录关联维修工，通知维修工</w:t>
             </w:r>
           </w:p>
         </w:tc>
@@ -2688,6 +3662,83 @@
                 <w:b w:val="0"/>
                 <w:sz w:val="22"/>
               </w:rPr>
+              <w:t>待验收</w:t>
+            </w:r>
+          </w:p>
+        </w:tc>
+        <w:tc>
+          <w:tcPr>
+            <w:tcW w:type="dxa" w:w="2381"/>
+          </w:tcPr>
+          <w:p>
+            <w:r>
+              <w:rPr>
+                <w:rFonts w:ascii="Times New Roman" w:hAnsi="Times New Roman" w:eastAsia="宋体"/>
+                <w:b w:val="0"/>
+                <w:sz w:val="22"/>
+              </w:rPr>
+              <w:t>验收不通过（说明原因）</w:t>
+            </w:r>
+          </w:p>
+        </w:tc>
+        <w:tc>
+          <w:tcPr>
+            <w:tcW w:type="dxa" w:w="1474"/>
+          </w:tcPr>
+          <w:p>
+            <w:r>
+              <w:rPr>
+                <w:rFonts w:ascii="Times New Roman" w:hAnsi="Times New Roman" w:eastAsia="宋体"/>
+                <w:b w:val="0"/>
+                <w:sz w:val="22"/>
+              </w:rPr>
+              <w:t>报修人</w:t>
+            </w:r>
+          </w:p>
+        </w:tc>
+        <w:tc>
+          <w:tcPr>
+            <w:tcW w:type="dxa" w:w="1361"/>
+          </w:tcPr>
+          <w:p>
+            <w:r>
+              <w:rPr>
+                <w:rFonts w:ascii="Times New Roman" w:hAnsi="Times New Roman" w:eastAsia="宋体"/>
+                <w:b w:val="0"/>
+                <w:sz w:val="22"/>
+              </w:rPr>
+              <w:t>处理中</w:t>
+            </w:r>
+          </w:p>
+        </w:tc>
+        <w:tc>
+          <w:tcPr>
+            <w:tcW w:type="dxa" w:w="3402"/>
+          </w:tcPr>
+          <w:p>
+            <w:r>
+              <w:rPr>
+                <w:rFonts w:ascii="Times New Roman" w:hAnsi="Times New Roman" w:eastAsia="宋体"/>
+                <w:b w:val="0"/>
+                <w:sz w:val="22"/>
+              </w:rPr>
+              <w:t>退回维修工重新处理，清空完成时间，通知维修工</w:t>
+            </w:r>
+          </w:p>
+        </w:tc>
+      </w:tr>
+      <w:tr>
+        <w:tc>
+          <w:tcPr>
+            <w:tcW w:type="dxa" w:w="1701"/>
+          </w:tcPr>
+          <w:p>
+            <w:r>
+              <w:rPr>
+                <w:rFonts w:ascii="Times New Roman" w:hAnsi="Times New Roman" w:eastAsia="宋体"/>
+                <w:b w:val="0"/>
+                <w:sz w:val="22"/>
+              </w:rPr>
               <w:t>待派单/处理中</w:t>
             </w:r>
           </w:p>
@@ -2749,6 +3800,83 @@
                 <w:sz w:val="22"/>
               </w:rPr>
               <w:t>催办次数+1，写入日志并通知对方</w:t>
+            </w:r>
+          </w:p>
+        </w:tc>
+      </w:tr>
+      <w:tr>
+        <w:tc>
+          <w:tcPr>
+            <w:tcW w:type="dxa" w:w="1701"/>
+          </w:tcPr>
+          <w:p>
+            <w:r>
+              <w:rPr>
+                <w:rFonts w:ascii="Times New Roman" w:hAnsi="Times New Roman" w:eastAsia="宋体"/>
+                <w:b w:val="0"/>
+                <w:sz w:val="22"/>
+              </w:rPr>
+              <w:t>处理中</w:t>
+            </w:r>
+          </w:p>
+        </w:tc>
+        <w:tc>
+          <w:tcPr>
+            <w:tcW w:type="dxa" w:w="2381"/>
+          </w:tcPr>
+          <w:p>
+            <w:r>
+              <w:rPr>
+                <w:rFonts w:ascii="Times New Roman" w:hAnsi="Times New Roman" w:eastAsia="宋体"/>
+                <w:b w:val="0"/>
+                <w:sz w:val="22"/>
+              </w:rPr>
+              <w:t>自动改派（超48h未完成）</w:t>
+            </w:r>
+          </w:p>
+        </w:tc>
+        <w:tc>
+          <w:tcPr>
+            <w:tcW w:type="dxa" w:w="1474"/>
+          </w:tcPr>
+          <w:p>
+            <w:r>
+              <w:rPr>
+                <w:rFonts w:ascii="Times New Roman" w:hAnsi="Times New Roman" w:eastAsia="宋体"/>
+                <w:b w:val="0"/>
+                <w:sz w:val="22"/>
+              </w:rPr>
+              <w:t>系统</w:t>
+            </w:r>
+          </w:p>
+        </w:tc>
+        <w:tc>
+          <w:tcPr>
+            <w:tcW w:type="dxa" w:w="1361"/>
+          </w:tcPr>
+          <w:p>
+            <w:r>
+              <w:rPr>
+                <w:rFonts w:ascii="Times New Roman" w:hAnsi="Times New Roman" w:eastAsia="宋体"/>
+                <w:b w:val="0"/>
+                <w:sz w:val="22"/>
+              </w:rPr>
+              <w:t>处理中</w:t>
+            </w:r>
+          </w:p>
+        </w:tc>
+        <w:tc>
+          <w:tcPr>
+            <w:tcW w:type="dxa" w:w="3402"/>
+          </w:tcPr>
+          <w:p>
+            <w:r>
+              <w:rPr>
+                <w:rFonts w:ascii="Times New Roman" w:hAnsi="Times New Roman" w:eastAsia="宋体"/>
+                <w:b w:val="0"/>
+                <w:sz w:val="22"/>
+              </w:rPr>
+              <w:t>更换维修工，改派次数+1（上限2次），记录日志并通知新旧维修工与报修人</w:t>
             </w:r>
           </w:p>
         </w:tc>
@@ -2765,7 +3893,7 @@
           <w:b w:val="0"/>
           <w:sz w:val="24"/>
         </w:rPr>
-        <w:t>约束：任何不满足上表的状态变更请求必须被拒绝并给出明确错误提示；每次成功流转均自动写入流转日志（操作人、动作、备注、时间）。</w:t>
+        <w:t>约束：任何不满足上表的状态变更请求必须被拒绝并给出明确错误提示；每次成功流转均自动写入流转日志（操作人、动作、备注、时间）；派单与改派更新必须携带状态条件的乐观更新以防并发重复派单。</w:t>
       </w:r>
     </w:p>
     <w:p>
@@ -2805,7 +3933,7 @@
           <w:b w:val="0"/>
           <w:sz w:val="24"/>
         </w:rPr>
-        <w:t>FR-M04-2 列表页以不同颜色标签区分工单状态，管理员列表展示催办次数角标。</w:t>
+        <w:t>FR-M04-2 列表页以不同颜色标签区分工单状态，管理员列表展示催办次数角标与派单方式（AUTO/MANUAL）。</w:t>
       </w:r>
     </w:p>
     <w:p>
@@ -2832,7 +3960,7 @@
           <w:b w:val="0"/>
           <w:sz w:val="24"/>
         </w:rPr>
-        <w:t>FR-M05-1 关键节点自动产生站内消息：新工单通知管理员、派单通知维修工、完成通知报修人、验收结果通知维修工、退回/关闭/催办通知相关人。</w:t>
+        <w:t>FR-M05-1 关键节点自动产生站内消息：新工单转人工通知管理员、派单通知维修工、完成通知报修人、验收结果通知维修工、退回/关闭/催办/改派通知相关人。</w:t>
       </w:r>
     </w:p>
     <w:p>
@@ -2858,7 +3986,7 @@
           <w:b w:val="0"/>
           <w:sz w:val="24"/>
         </w:rPr>
-        <w:t>FR-M05-3 超时催办定时任务：待派单超过 24 小时→通知管理员；已派单超过 48 小时未完成→通知维修工与管理员。任务每 30 分钟执行一次。</w:t>
+        <w:t>FR-M05-3 超时催办定时任务（每 30 分钟）：待派单超过 24 小时→通知管理员人工介入（兜底）；处理中超过 48 小时→移交 M11 执行自动改派。</w:t>
       </w:r>
     </w:p>
     <w:p>
@@ -2885,7 +4013,7 @@
           <w:b w:val="0"/>
           <w:sz w:val="24"/>
         </w:rPr>
-        <w:t>FR-M06-1 维修工查看分派给自己的任务，默认展示处理中与待验收的未完结工单，可按状态筛选。</w:t>
+        <w:t>FR-M06-1 维修工查看分派给自己的任务，默认展示处理中与待验收的未完结工单，可按状态筛选，列表展示报修类型与楼栋（便于感知技能匹配）。</w:t>
       </w:r>
     </w:p>
     <w:p>
@@ -2898,7 +4026,7 @@
           <w:b w:val="0"/>
           <w:sz w:val="24"/>
         </w:rPr>
-        <w:t>FR-M06-2 对“处理中”工单填写处理说明后标记完成；可查看已完成工单的历史与获得评分。</w:t>
+        <w:t>FR-M06-2 对“处理中”工单填写处理说明后标记完成；可查看已完成工单的历史与获得评分；被自动改派的工单通过站内消息感知。</w:t>
       </w:r>
     </w:p>
     <w:p>
@@ -2912,7 +4040,7 @@
           <w:color w:val="000000"/>
           <w:sz w:val="28"/>
         </w:rPr>
-        <w:t>3.8  M07~M09 管理端基础模块</w:t>
+        <w:t>3.8  M07 用户管理与技能标签</w:t>
       </w:r>
     </w:p>
     <w:p>
@@ -2925,7 +4053,7 @@
           <w:b w:val="0"/>
           <w:sz w:val="24"/>
         </w:rPr>
-        <w:t>FR-M07 用户管理：见 FR-M01-4。</w:t>
+        <w:t>FR-M07-1 用户管理：见 FR-M01-4。</w:t>
       </w:r>
     </w:p>
     <w:p>
@@ -2938,20 +4066,7 @@
           <w:b w:val="0"/>
           <w:sz w:val="24"/>
         </w:rPr>
-        <w:t>FR-M08 字典管理：维护报修类型（名称、排序）与位置（楼栋、楼层、房间）的增删改查，供报修提交时下拉选择。</w:t>
-      </w:r>
-    </w:p>
-    <w:p>
-      <w:pPr>
-        <w:pStyle w:val="ListBullet"/>
-      </w:pPr>
-      <w:r>
-        <w:rPr>
-          <w:rFonts w:ascii="Times New Roman" w:hAnsi="Times New Roman" w:eastAsia="宋体"/>
-          <w:b w:val="0"/>
-          <w:sz w:val="24"/>
-        </w:rPr>
-        <w:t>FR-M09 公告管理：管理员发布、编辑、删除公告；全部用户可在公告列表查看。</w:t>
+        <w:t>FR-M07-2 技能标签维护：管理员编辑维修工时，可多选其具备的报修类型（水电维修、电梯故障等）形成技能标签；技能数据是智能派单硬约束的基础。</w:t>
       </w:r>
     </w:p>
     <w:p>
@@ -2965,7 +4080,61 @@
           <w:color w:val="000000"/>
           <w:sz w:val="28"/>
         </w:rPr>
-        <w:t>3.9  M10 数据统计可视化（管理员）</w:t>
+        <w:t>3.9  M08 字典管理</w:t>
+      </w:r>
+    </w:p>
+    <w:p>
+      <w:pPr>
+        <w:pStyle w:val="ListBullet"/>
+      </w:pPr>
+      <w:r>
+        <w:rPr>
+          <w:rFonts w:ascii="Times New Roman" w:hAnsi="Times New Roman" w:eastAsia="宋体"/>
+          <w:b w:val="0"/>
+          <w:sz w:val="24"/>
+        </w:rPr>
+        <w:t>FR-M08-1 报修类型字典（名称、排序）与位置字典（楼栋、单元、房间）的增删改查，供报修提交时下拉选择。</w:t>
+      </w:r>
+    </w:p>
+    <w:p>
+      <w:pPr>
+        <w:pStyle w:val="Heading2"/>
+      </w:pPr>
+      <w:r>
+        <w:rPr>
+          <w:rFonts w:ascii="Times New Roman" w:hAnsi="Times New Roman" w:eastAsia="黑体"/>
+          <w:b/>
+          <w:color w:val="000000"/>
+          <w:sz w:val="28"/>
+        </w:rPr>
+        <w:t>3.10  M09 公告管理</w:t>
+      </w:r>
+    </w:p>
+    <w:p>
+      <w:pPr>
+        <w:pStyle w:val="ListBullet"/>
+      </w:pPr>
+      <w:r>
+        <w:rPr>
+          <w:rFonts w:ascii="Times New Roman" w:hAnsi="Times New Roman" w:eastAsia="宋体"/>
+          <w:b w:val="0"/>
+          <w:sz w:val="24"/>
+        </w:rPr>
+        <w:t>FR-M09-1 管理员发布、编辑、删除公告；全部用户可在公告列表查看。</w:t>
+      </w:r>
+    </w:p>
+    <w:p>
+      <w:pPr>
+        <w:pStyle w:val="Heading2"/>
+      </w:pPr>
+      <w:r>
+        <w:rPr>
+          <w:rFonts w:ascii="Times New Roman" w:hAnsi="Times New Roman" w:eastAsia="黑体"/>
+          <w:b/>
+          <w:color w:val="000000"/>
+          <w:sz w:val="28"/>
+        </w:rPr>
+        <w:t>3.11  M10 数据统计可视化（管理员）</w:t>
       </w:r>
     </w:p>
     <w:tbl>
@@ -3157,7 +4326,7 @@
                 <w:b w:val="0"/>
                 <w:sz w:val="22"/>
               </w:rPr>
-              <w:t>近几个月每月提交的工单数量</w:t>
+              <w:t>近几个月每月提交的工单数量，附环比增速；环比增长&gt;50%且绝对量≥3 的月份标记预警</w:t>
             </w:r>
           </w:p>
         </w:tc>
@@ -3172,7 +4341,7 @@
                 <w:b w:val="0"/>
                 <w:sz w:val="22"/>
               </w:rPr>
-              <w:t>折线图</w:t>
+              <w:t>折线图（预警红标）</w:t>
             </w:r>
           </w:p>
         </w:tc>
@@ -3189,6 +4358,100 @@
                 <w:b w:val="0"/>
                 <w:sz w:val="22"/>
               </w:rPr>
+              <w:t>楼栋×单元热力图</w:t>
+            </w:r>
+          </w:p>
+        </w:tc>
+        <w:tc>
+          <w:tcPr>
+            <w:tcW w:type="dxa" w:w="4819"/>
+          </w:tcPr>
+          <w:p>
+            <w:r>
+              <w:rPr>
+                <w:rFonts w:ascii="Times New Roman" w:hAnsi="Times New Roman" w:eastAsia="宋体"/>
+                <w:b w:val="0"/>
+                <w:sz w:val="22"/>
+              </w:rPr>
+              <w:t>各楼栋各单元的报修工单数量密度</w:t>
+            </w:r>
+          </w:p>
+        </w:tc>
+        <w:tc>
+          <w:tcPr>
+            <w:tcW w:type="dxa" w:w="1984"/>
+          </w:tcPr>
+          <w:p>
+            <w:r>
+              <w:rPr>
+                <w:rFonts w:ascii="Times New Roman" w:hAnsi="Times New Roman" w:eastAsia="宋体"/>
+                <w:b w:val="0"/>
+                <w:sz w:val="22"/>
+              </w:rPr>
+              <w:t>ECharts 热力图</w:t>
+            </w:r>
+          </w:p>
+        </w:tc>
+      </w:tr>
+      <w:tr>
+        <w:tc>
+          <w:tcPr>
+            <w:tcW w:type="dxa" w:w="2268"/>
+          </w:tcPr>
+          <w:p>
+            <w:r>
+              <w:rPr>
+                <w:rFonts w:ascii="Times New Roman" w:hAnsi="Times New Roman" w:eastAsia="宋体"/>
+                <w:b w:val="0"/>
+                <w:sz w:val="22"/>
+              </w:rPr>
+              <w:t>高发类型预警</w:t>
+            </w:r>
+          </w:p>
+        </w:tc>
+        <w:tc>
+          <w:tcPr>
+            <w:tcW w:type="dxa" w:w="4819"/>
+          </w:tcPr>
+          <w:p>
+            <w:r>
+              <w:rPr>
+                <w:rFonts w:ascii="Times New Roman" w:hAnsi="Times New Roman" w:eastAsia="宋体"/>
+                <w:b w:val="0"/>
+                <w:sz w:val="22"/>
+              </w:rPr>
+              <w:t>本月报修量 Top1 类型且占比&gt;40% 时输出告警列表</w:t>
+            </w:r>
+          </w:p>
+        </w:tc>
+        <w:tc>
+          <w:tcPr>
+            <w:tcW w:type="dxa" w:w="1984"/>
+          </w:tcPr>
+          <w:p>
+            <w:r>
+              <w:rPr>
+                <w:rFonts w:ascii="Times New Roman" w:hAnsi="Times New Roman" w:eastAsia="宋体"/>
+                <w:b w:val="0"/>
+                <w:sz w:val="22"/>
+              </w:rPr>
+              <w:t>预警横幅</w:t>
+            </w:r>
+          </w:p>
+        </w:tc>
+      </w:tr>
+      <w:tr>
+        <w:tc>
+          <w:tcPr>
+            <w:tcW w:type="dxa" w:w="2268"/>
+          </w:tcPr>
+          <w:p>
+            <w:r>
+              <w:rPr>
+                <w:rFonts w:ascii="Times New Roman" w:hAnsi="Times New Roman" w:eastAsia="宋体"/>
+                <w:b w:val="0"/>
+                <w:sz w:val="22"/>
+              </w:rPr>
               <w:t>维修工评分排行</w:t>
             </w:r>
           </w:p>
@@ -3204,7 +4467,7 @@
                 <w:b w:val="0"/>
                 <w:sz w:val="22"/>
               </w:rPr>
-              <w:t>各维修工收到的平均星级与评价数</w:t>
+              <w:t>各维修工收到的平均星级与评价数，附技能标签</w:t>
             </w:r>
           </w:p>
         </w:tc>
@@ -3273,6 +4536,511 @@
       </w:tr>
     </w:tbl>
     <w:p/>
+    <w:p>
+      <w:pPr>
+        <w:pStyle w:val="Heading2"/>
+      </w:pPr>
+      <w:r>
+        <w:rPr>
+          <w:rFonts w:ascii="Times New Roman" w:hAnsi="Times New Roman" w:eastAsia="黑体"/>
+          <w:b/>
+          <w:color w:val="000000"/>
+          <w:sz w:val="28"/>
+        </w:rPr>
+        <w:t>3.12  M11 智能派单子系统（V2.0 核心）</w:t>
+      </w:r>
+    </w:p>
+    <w:p>
+      <w:pPr>
+        <w:pStyle w:val="Heading3"/>
+      </w:pPr>
+      <w:r>
+        <w:rPr>
+          <w:rFonts w:ascii="Times New Roman" w:hAnsi="Times New Roman" w:eastAsia="黑体"/>
+          <w:b/>
+          <w:color w:val="000000"/>
+          <w:sz w:val="25"/>
+        </w:rPr>
+        <w:t>3.12.1  触发机制</w:t>
+      </w:r>
+    </w:p>
+    <w:p>
+      <w:pPr>
+        <w:pStyle w:val="ListBullet"/>
+      </w:pPr>
+      <w:r>
+        <w:rPr>
+          <w:rFonts w:ascii="Times New Roman" w:hAnsi="Times New Roman" w:eastAsia="宋体"/>
+          <w:b w:val="0"/>
+          <w:sz w:val="24"/>
+        </w:rPr>
+        <w:t>工单提交成功后，系统立即执行自动派单；管理端提供“自动派单”总开关，关闭后退回人工派单模式。</w:t>
+      </w:r>
+    </w:p>
+    <w:p>
+      <w:pPr>
+        <w:pStyle w:val="ListBullet"/>
+      </w:pPr>
+      <w:r>
+        <w:rPr>
+          <w:rFonts w:ascii="Times New Roman" w:hAnsi="Times New Roman" w:eastAsia="宋体"/>
+          <w:b w:val="0"/>
+          <w:sz w:val="24"/>
+        </w:rPr>
+        <w:t>处理中的工单若超过 48 小时未完成，由定时任务触发自动改派（同一工单最多自动改派 2 次）。</w:t>
+      </w:r>
+    </w:p>
+    <w:p>
+      <w:pPr>
+        <w:pStyle w:val="Heading3"/>
+      </w:pPr>
+      <w:r>
+        <w:rPr>
+          <w:rFonts w:ascii="Times New Roman" w:hAnsi="Times New Roman" w:eastAsia="黑体"/>
+          <w:b/>
+          <w:color w:val="000000"/>
+          <w:sz w:val="25"/>
+        </w:rPr>
+        <w:t>3.12.2  硬约束（不满足直接淘汰）</w:t>
+      </w:r>
+    </w:p>
+    <w:p>
+      <w:pPr>
+        <w:pStyle w:val="ListBullet"/>
+      </w:pPr>
+      <w:r>
+        <w:rPr>
+          <w:rFonts w:ascii="Times New Roman" w:hAnsi="Times New Roman" w:eastAsia="宋体"/>
+          <w:b w:val="0"/>
+          <w:sz w:val="24"/>
+        </w:rPr>
+        <w:t>技能匹配：候选维修工的技能标签必须包含工单的报修类型；</w:t>
+      </w:r>
+    </w:p>
+    <w:p>
+      <w:pPr>
+        <w:pStyle w:val="ListBullet"/>
+      </w:pPr>
+      <w:r>
+        <w:rPr>
+          <w:rFonts w:ascii="Times New Roman" w:hAnsi="Times New Roman" w:eastAsia="宋体"/>
+          <w:b w:val="0"/>
+          <w:sz w:val="24"/>
+        </w:rPr>
+        <w:t>在岗状态：候选维修工账号必须为启用状态。</w:t>
+      </w:r>
+    </w:p>
+    <w:p>
+      <w:pPr>
+        <w:pStyle w:val="Heading3"/>
+      </w:pPr>
+      <w:r>
+        <w:rPr>
+          <w:rFonts w:ascii="Times New Roman" w:hAnsi="Times New Roman" w:eastAsia="黑体"/>
+          <w:b/>
+          <w:color w:val="000000"/>
+          <w:sz w:val="25"/>
+        </w:rPr>
+        <w:t>3.12.3  综合评分模型（各维度归一化至 [0,1]）</w:t>
+      </w:r>
+    </w:p>
+    <w:tbl>
+      <w:tblPr>
+        <w:tblStyle w:val="TableGrid"/>
+        <w:tblW w:type="auto" w:w="0"/>
+        <w:jc w:val="center"/>
+        <w:tblLook w:firstColumn="1" w:firstRow="1" w:lastColumn="0" w:lastRow="0" w:noHBand="0" w:noVBand="1" w:val="04A0"/>
+      </w:tblPr>
+      <w:tblGrid>
+        <w:gridCol w:w="3022"/>
+        <w:gridCol w:w="3022"/>
+        <w:gridCol w:w="3022"/>
+      </w:tblGrid>
+      <w:tr>
+        <w:tc>
+          <w:tcPr>
+            <w:tcW w:type="dxa" w:w="1984"/>
+          </w:tcPr>
+          <w:p>
+            <w:pPr>
+              <w:jc w:val="center"/>
+            </w:pPr>
+            <w:r>
+              <w:rPr>
+                <w:rFonts w:ascii="Times New Roman" w:hAnsi="Times New Roman" w:eastAsia="黑体"/>
+                <w:b/>
+                <w:sz w:val="22"/>
+              </w:rPr>
+              <w:t>维度</w:t>
+            </w:r>
+          </w:p>
+        </w:tc>
+        <w:tc>
+          <w:tcPr>
+            <w:tcW w:type="dxa" w:w="3402"/>
+          </w:tcPr>
+          <w:p>
+            <w:pPr>
+              <w:jc w:val="center"/>
+            </w:pPr>
+            <w:r>
+              <w:rPr>
+                <w:rFonts w:ascii="Times New Roman" w:hAnsi="Times New Roman" w:eastAsia="黑体"/>
+                <w:b/>
+                <w:sz w:val="22"/>
+              </w:rPr>
+              <w:t>计算口径</w:t>
+            </w:r>
+          </w:p>
+        </w:tc>
+        <w:tc>
+          <w:tcPr>
+            <w:tcW w:type="dxa" w:w="3685"/>
+          </w:tcPr>
+          <w:p>
+            <w:pPr>
+              <w:jc w:val="center"/>
+            </w:pPr>
+            <w:r>
+              <w:rPr>
+                <w:rFonts w:ascii="Times New Roman" w:hAnsi="Times New Roman" w:eastAsia="黑体"/>
+                <w:b/>
+                <w:sz w:val="22"/>
+              </w:rPr>
+              <w:t>归一化方法</w:t>
+            </w:r>
+          </w:p>
+        </w:tc>
+      </w:tr>
+      <w:tr>
+        <w:tc>
+          <w:tcPr>
+            <w:tcW w:type="dxa" w:w="1984"/>
+          </w:tcPr>
+          <w:p>
+            <w:r>
+              <w:rPr>
+                <w:rFonts w:ascii="Times New Roman" w:hAnsi="Times New Roman" w:eastAsia="宋体"/>
+                <w:b w:val="0"/>
+                <w:sz w:val="22"/>
+              </w:rPr>
+              <w:t>负荷分 loadScore</w:t>
+            </w:r>
+          </w:p>
+        </w:tc>
+        <w:tc>
+          <w:tcPr>
+            <w:tcW w:type="dxa" w:w="3402"/>
+          </w:tcPr>
+          <w:p>
+            <w:r>
+              <w:rPr>
+                <w:rFonts w:ascii="Times New Roman" w:hAnsi="Times New Roman" w:eastAsia="宋体"/>
+                <w:b w:val="0"/>
+                <w:sz w:val="22"/>
+              </w:rPr>
+              <w:t>当前未完成工单数 L（状态为处理中/待验收）</w:t>
+            </w:r>
+          </w:p>
+        </w:tc>
+        <w:tc>
+          <w:tcPr>
+            <w:tcW w:type="dxa" w:w="3685"/>
+          </w:tcPr>
+          <w:p>
+            <w:r>
+              <w:rPr>
+                <w:rFonts w:ascii="Times New Roman" w:hAnsi="Times New Roman" w:eastAsia="宋体"/>
+                <w:b w:val="0"/>
+                <w:sz w:val="22"/>
+              </w:rPr>
+              <w:t>1 − min(L / max_load, 1)，max_load 默认 5</w:t>
+            </w:r>
+          </w:p>
+        </w:tc>
+      </w:tr>
+      <w:tr>
+        <w:tc>
+          <w:tcPr>
+            <w:tcW w:type="dxa" w:w="1984"/>
+          </w:tcPr>
+          <w:p>
+            <w:r>
+              <w:rPr>
+                <w:rFonts w:ascii="Times New Roman" w:hAnsi="Times New Roman" w:eastAsia="宋体"/>
+                <w:b w:val="0"/>
+                <w:sz w:val="22"/>
+              </w:rPr>
+              <w:t>历史评分 ratingScore</w:t>
+            </w:r>
+          </w:p>
+        </w:tc>
+        <w:tc>
+          <w:tcPr>
+            <w:tcW w:type="dxa" w:w="3402"/>
+          </w:tcPr>
+          <w:p>
+            <w:r>
+              <w:rPr>
+                <w:rFonts w:ascii="Times New Roman" w:hAnsi="Times New Roman" w:eastAsia="宋体"/>
+                <w:b w:val="0"/>
+                <w:sz w:val="22"/>
+              </w:rPr>
+              <w:t>该维修工全部验收评价平均分 avg（1~5）</w:t>
+            </w:r>
+          </w:p>
+        </w:tc>
+        <w:tc>
+          <w:tcPr>
+            <w:tcW w:type="dxa" w:w="3685"/>
+          </w:tcPr>
+          <w:p>
+            <w:r>
+              <w:rPr>
+                <w:rFonts w:ascii="Times New Roman" w:hAnsi="Times New Roman" w:eastAsia="宋体"/>
+                <w:b w:val="0"/>
+                <w:sz w:val="22"/>
+              </w:rPr>
+              <w:t>无评价取 default_rating（默认0.60）；否则 avg/5</w:t>
+            </w:r>
+          </w:p>
+        </w:tc>
+      </w:tr>
+      <w:tr>
+        <w:tc>
+          <w:tcPr>
+            <w:tcW w:type="dxa" w:w="1984"/>
+          </w:tcPr>
+          <w:p>
+            <w:r>
+              <w:rPr>
+                <w:rFonts w:ascii="Times New Roman" w:hAnsi="Times New Roman" w:eastAsia="宋体"/>
+                <w:b w:val="0"/>
+                <w:sz w:val="22"/>
+              </w:rPr>
+              <w:t>楼栋熟悉度 famScore</w:t>
+            </w:r>
+          </w:p>
+        </w:tc>
+        <w:tc>
+          <w:tcPr>
+            <w:tcW w:type="dxa" w:w="3402"/>
+          </w:tcPr>
+          <w:p>
+            <w:r>
+              <w:rPr>
+                <w:rFonts w:ascii="Times New Roman" w:hAnsi="Times New Roman" w:eastAsia="宋体"/>
+                <w:b w:val="0"/>
+                <w:sz w:val="22"/>
+              </w:rPr>
+              <w:t>该维修工在工单所在楼栋的历史已完成工单数 C</w:t>
+            </w:r>
+          </w:p>
+        </w:tc>
+        <w:tc>
+          <w:tcPr>
+            <w:tcW w:type="dxa" w:w="3685"/>
+          </w:tcPr>
+          <w:p>
+            <w:r>
+              <w:rPr>
+                <w:rFonts w:ascii="Times New Roman" w:hAnsi="Times New Roman" w:eastAsia="宋体"/>
+                <w:b w:val="0"/>
+                <w:sz w:val="22"/>
+              </w:rPr>
+              <w:t>min(C / familiarity_full, 1)，familiarity_full 默认 5</w:t>
+            </w:r>
+          </w:p>
+        </w:tc>
+      </w:tr>
+    </w:tbl>
+    <w:p/>
+    <w:p>
+      <w:pPr>
+        <w:ind w:firstLine="480"/>
+      </w:pPr>
+      <w:r>
+        <w:rPr>
+          <w:rFonts w:ascii="Times New Roman" w:hAnsi="Times New Roman" w:eastAsia="宋体"/>
+          <w:b w:val="0"/>
+          <w:sz w:val="24"/>
+        </w:rPr>
+        <w:t>综合得分 score = w_load × loadScore + w_rating × ratingScore + w_familiarity × famScore；紧急（URGENT）工单的负荷权重放大为 w_load × (1 + urgency_boost)。各项权重与参数在管理端“派单规则”页可配置（保存时校验各权重∈[0,1] 且总和&gt;0）。</w:t>
+      </w:r>
+    </w:p>
+    <w:p>
+      <w:pPr>
+        <w:pStyle w:val="Heading3"/>
+      </w:pPr>
+      <w:r>
+        <w:rPr>
+          <w:rFonts w:ascii="Times New Roman" w:hAnsi="Times New Roman" w:eastAsia="黑体"/>
+          <w:b/>
+          <w:color w:val="000000"/>
+          <w:sz w:val="25"/>
+        </w:rPr>
+        <w:t>3.12.4  派单执行与得分明细</w:t>
+      </w:r>
+    </w:p>
+    <w:p>
+      <w:pPr>
+        <w:pStyle w:val="ListBullet"/>
+      </w:pPr>
+      <w:r>
+        <w:rPr>
+          <w:rFonts w:ascii="Times New Roman" w:hAnsi="Times New Roman" w:eastAsia="宋体"/>
+          <w:b w:val="0"/>
+          <w:sz w:val="24"/>
+        </w:rPr>
+        <w:t>系统对候选维修工打分排序，选中 Top1 自动派单，并将 TopN（默认5）候选人的各分项得分以 JSON 存档至工单，管理端可随时查看“当时为什么选他”（答辩演示点）。</w:t>
+      </w:r>
+    </w:p>
+    <w:p>
+      <w:pPr>
+        <w:pStyle w:val="ListBullet"/>
+      </w:pPr>
+      <w:r>
+        <w:rPr>
+          <w:rFonts w:ascii="Times New Roman" w:hAnsi="Times New Roman" w:eastAsia="宋体"/>
+          <w:b w:val="0"/>
+          <w:sz w:val="24"/>
+        </w:rPr>
+        <w:t>待派单工单的管理端派单弹窗实时展示候选人得分排序与分项明细，管理员可直接采纳 Top1，也可手动指定（记 MANUAL）。</w:t>
+      </w:r>
+    </w:p>
+    <w:p>
+      <w:pPr>
+        <w:pStyle w:val="Heading3"/>
+      </w:pPr>
+      <w:r>
+        <w:rPr>
+          <w:rFonts w:ascii="Times New Roman" w:hAnsi="Times New Roman" w:eastAsia="黑体"/>
+          <w:b/>
+          <w:color w:val="000000"/>
+          <w:sz w:val="25"/>
+        </w:rPr>
+        <w:t>3.12.5  转人工与自动改派</w:t>
+      </w:r>
+    </w:p>
+    <w:p>
+      <w:pPr>
+        <w:pStyle w:val="ListBullet"/>
+      </w:pPr>
+      <w:r>
+        <w:rPr>
+          <w:rFonts w:ascii="Times New Roman" w:hAnsi="Times New Roman" w:eastAsia="宋体"/>
+          <w:b w:val="0"/>
+          <w:sz w:val="24"/>
+        </w:rPr>
+        <w:t>无技能匹配的维修工或候选集为空时，工单停留在待派单并通知管理员人工处理；</w:t>
+      </w:r>
+    </w:p>
+    <w:p>
+      <w:pPr>
+        <w:pStyle w:val="ListBullet"/>
+      </w:pPr>
+      <w:r>
+        <w:rPr>
+          <w:rFonts w:ascii="Times New Roman" w:hAnsi="Times New Roman" w:eastAsia="宋体"/>
+          <w:b w:val="0"/>
+          <w:sz w:val="24"/>
+        </w:rPr>
+        <w:t>处理中超 48 小时自动改派给排除已尝试维修工（tried_workers）后的次优候选人，改派后刷新派单时间、改派次数+1；超过 2 次上限后不再自动改派，通知管理员人工介入。</w:t>
+      </w:r>
+    </w:p>
+    <w:p>
+      <w:pPr>
+        <w:pStyle w:val="Heading2"/>
+      </w:pPr>
+      <w:r>
+        <w:rPr>
+          <w:rFonts w:ascii="Times New Roman" w:hAnsi="Times New Roman" w:eastAsia="黑体"/>
+          <w:b/>
+          <w:color w:val="000000"/>
+          <w:sz w:val="28"/>
+        </w:rPr>
+        <w:t>3.13  M12 操作日志审计</w:t>
+      </w:r>
+    </w:p>
+    <w:p>
+      <w:pPr>
+        <w:pStyle w:val="ListBullet"/>
+      </w:pPr>
+      <w:r>
+        <w:rPr>
+          <w:rFonts w:ascii="Times New Roman" w:hAnsi="Times New Roman" w:eastAsia="宋体"/>
+          <w:b w:val="0"/>
+          <w:sz w:val="24"/>
+        </w:rPr>
+        <w:t>FR-M12-1 通过自定义注解 + AOP 切面自动记录关键写操作：操作人（未登录记空）、账号、业务模块、动作、请求方式与 URI、参数摘要（密码等敏感字段脱敏、超长截断）、来源 IP、成功/失败与失败原因、时间。</w:t>
+      </w:r>
+    </w:p>
+    <w:p>
+      <w:pPr>
+        <w:pStyle w:val="ListBullet"/>
+      </w:pPr>
+      <w:r>
+        <w:rPr>
+          <w:rFonts w:ascii="Times New Roman" w:hAnsi="Times New Roman" w:eastAsia="宋体"/>
+          <w:b w:val="0"/>
+          <w:sz w:val="24"/>
+        </w:rPr>
+        <w:t>FR-M12-2 管理员可分页查询操作日志，按操作人、模块、日期区间筛选，行展开查看参数与失败原因。</w:t>
+      </w:r>
+    </w:p>
+    <w:p>
+      <w:pPr>
+        <w:pStyle w:val="Heading2"/>
+      </w:pPr>
+      <w:r>
+        <w:rPr>
+          <w:rFonts w:ascii="Times New Roman" w:hAnsi="Times New Roman" w:eastAsia="黑体"/>
+          <w:b/>
+          <w:color w:val="000000"/>
+          <w:sz w:val="28"/>
+        </w:rPr>
+        <w:t>3.14  M13 知识库FAQ</w:t>
+      </w:r>
+    </w:p>
+    <w:p>
+      <w:pPr>
+        <w:pStyle w:val="ListBullet"/>
+      </w:pPr>
+      <w:r>
+        <w:rPr>
+          <w:rFonts w:ascii="Times New Roman" w:hAnsi="Times New Roman" w:eastAsia="宋体"/>
+          <w:b w:val="0"/>
+          <w:sz w:val="24"/>
+        </w:rPr>
+        <w:t>FR-M13-1 管理员维护 FAQ 条目（分类、标题、处理步骤内容、排序），分类建议与报修类型对应，便于关联推荐。</w:t>
+      </w:r>
+    </w:p>
+    <w:p>
+      <w:pPr>
+        <w:pStyle w:val="ListBullet"/>
+      </w:pPr>
+      <w:r>
+        <w:rPr>
+          <w:rFonts w:ascii="Times New Roman" w:hAnsi="Times New Roman" w:eastAsia="宋体"/>
+          <w:b w:val="0"/>
+          <w:sz w:val="24"/>
+        </w:rPr>
+        <w:t>FR-M13-2 全部角色可按分类/关键字浏览 FAQ，浏览时累计浏览次数。</w:t>
+      </w:r>
+    </w:p>
+    <w:p>
+      <w:pPr>
+        <w:pStyle w:val="ListBullet"/>
+      </w:pPr>
+      <w:r>
+        <w:rPr>
+          <w:rFonts w:ascii="Times New Roman" w:hAnsi="Times New Roman" w:eastAsia="宋体"/>
+          <w:b w:val="0"/>
+          <w:sz w:val="24"/>
+        </w:rPr>
+        <w:t>FR-M13-3 住户提交报修时，表单页按已选报修类型推荐相关 FAQ（未选类型时推荐浏览热度 Top5）。</w:t>
+      </w:r>
+    </w:p>
     <w:p>
       <w:pPr>
         <w:pStyle w:val="Heading1"/>
@@ -3363,7 +5131,7 @@
                 <w:b w:val="0"/>
                 <w:sz w:val="22"/>
               </w:rPr>
-              <w:t>常规列表查询响应时间 ≤ 1s（万级数据量）；分页查询默认每页 10 条</w:t>
+              <w:t>常规列表查询响应时间 ≤ 1s（万级数据量）；智能派单接口（含打分排序）响应时间 ≤ 1s；分页查询默认每页 10 条</w:t>
             </w:r>
           </w:p>
         </w:tc>
@@ -3395,7 +5163,7 @@
                 <w:b w:val="0"/>
                 <w:sz w:val="22"/>
               </w:rPr>
-              <w:t>密码 BCrypt 加密存储；JWT 签名防篡改；接口按角色鉴权；上传文件限制类型与大小；SQL 全部经 MyBatis-Plus 参数化防注入</w:t>
+              <w:t>密码 BCrypt 加密存储；JWT 签名防篡改；接口按角色鉴权；登录连续错误锁定与防账号枚举；关键操作 AOP 审计留痕；上传文件限制类型与大小；SQL 全部经 MyBatis-Plus 参数化防注入</w:t>
             </w:r>
           </w:p>
         </w:tc>
@@ -3491,7 +5259,7 @@
                 <w:b w:val="0"/>
                 <w:sz w:val="22"/>
               </w:rPr>
-              <w:t>分层架构（Controller-Service-Mapper），状态流转集中于 Service；统一日志与异常处理</w:t>
+              <w:t>分层架构（Controller-Service-Mapper），状态流转与派单算法集中于 Service；统一日志与异常处理；数据库口令、JWT 密钥、上传目录等敏感配置支持环境变量外置</w:t>
             </w:r>
           </w:p>
         </w:tc>
@@ -3523,7 +5291,7 @@
                 <w:b w:val="0"/>
                 <w:sz w:val="22"/>
               </w:rPr>
-              <w:t>关键业务（状态流转、评价写入）使用事务保证一致性；工单号唯一约束</w:t>
+              <w:t>关键业务（状态流转、评价写入、派单更新）使用事务与乐观条件更新保证一致性；工单号唯一约束</w:t>
             </w:r>
           </w:p>
         </w:tc>
@@ -3554,7 +5322,7 @@
           <w:b w:val="0"/>
           <w:sz w:val="24"/>
         </w:rPr>
-        <w:t>数据库共 8 张核心表，主要结构如下（详细字段见 sql/init.sql）：</w:t>
+        <w:t>数据库共 13 张表（V1.0 的 8 张 + V2.0 新增 4 张 + 字典表结构调整），主要结构如下（详细字段见 sql/init.sql 与 sql/upgrade_v2.sql）：</w:t>
       </w:r>
     </w:p>
     <w:tbl>
@@ -3667,7 +5435,7 @@
                 <w:b w:val="0"/>
                 <w:sz w:val="22"/>
               </w:rPr>
-              <w:t>username(唯一)、password(BCrypt)、real_name、phone、role、status</w:t>
+              <w:t>username(唯一)、password(BCrypt)、real_name、phone、role(RESIDENT/WORKER/ADMIN)、status、login_fail_count、lock_until</w:t>
             </w:r>
           </w:p>
         </w:tc>
@@ -3746,7 +5514,7 @@
                 <w:b w:val="0"/>
                 <w:sz w:val="22"/>
               </w:rPr>
-              <w:t>位置字典</w:t>
+              <w:t>位置字典（楼栋-单元-房间）</w:t>
             </w:r>
           </w:p>
         </w:tc>
@@ -3761,7 +5529,7 @@
                 <w:b w:val="0"/>
                 <w:sz w:val="22"/>
               </w:rPr>
-              <w:t>building、floor、room</w:t>
+              <w:t>building、unit、room</w:t>
             </w:r>
           </w:p>
         </w:tc>
@@ -3808,7 +5576,7 @@
                 <w:b w:val="0"/>
                 <w:sz w:val="22"/>
               </w:rPr>
-              <w:t>order_no(唯一)、user_id、type_id、location_id、status、worker_id、priority、urge_count、handle_note、submit/assign/finish/accept_time</w:t>
+              <w:t>order_no(唯一)、user_id、type_id、location_id、status、worker_id、priority、urge_count、handle_note、dispatch_type(AUTO/MANUAL)、dispatch_score、score_detail(TopN得分JSON)、reassign_count、tried_workers、submit/assign/finish/accept_time</w:t>
             </w:r>
           </w:p>
         </w:tc>
@@ -3855,7 +5623,7 @@
                 <w:b w:val="0"/>
                 <w:sz w:val="22"/>
               </w:rPr>
-              <w:t>order_id、operator_id、action、remark</w:t>
+              <w:t>order_id、operator_id、action(含 AUTO_ASSIGN/REASSIGN)、remark</w:t>
             </w:r>
           </w:p>
         </w:tc>
@@ -3997,6 +5765,194 @@
                 <w:sz w:val="22"/>
               </w:rPr>
               <w:t>receiver_id、content、is_read</w:t>
+            </w:r>
+          </w:p>
+        </w:tc>
+      </w:tr>
+      <w:tr>
+        <w:tc>
+          <w:tcPr>
+            <w:tcW w:type="dxa" w:w="1701"/>
+          </w:tcPr>
+          <w:p>
+            <w:r>
+              <w:rPr>
+                <w:rFonts w:ascii="Times New Roman" w:hAnsi="Times New Roman" w:eastAsia="宋体"/>
+                <w:b w:val="0"/>
+                <w:sz w:val="22"/>
+              </w:rPr>
+              <w:t>worker_skill</w:t>
+            </w:r>
+          </w:p>
+        </w:tc>
+        <w:tc>
+          <w:tcPr>
+            <w:tcW w:type="dxa" w:w="2551"/>
+          </w:tcPr>
+          <w:p>
+            <w:r>
+              <w:rPr>
+                <w:rFonts w:ascii="Times New Roman" w:hAnsi="Times New Roman" w:eastAsia="宋体"/>
+                <w:b w:val="0"/>
+                <w:sz w:val="22"/>
+              </w:rPr>
+              <w:t>维修工技能标签（新增）</w:t>
+            </w:r>
+          </w:p>
+        </w:tc>
+        <w:tc>
+          <w:tcPr>
+            <w:tcW w:type="dxa" w:w="5102"/>
+          </w:tcPr>
+          <w:p>
+            <w:r>
+              <w:rPr>
+                <w:rFonts w:ascii="Times New Roman" w:hAnsi="Times New Roman" w:eastAsia="宋体"/>
+                <w:b w:val="0"/>
+                <w:sz w:val="22"/>
+              </w:rPr>
+              <w:t>worker_id、type_id（联合唯一）</w:t>
+            </w:r>
+          </w:p>
+        </w:tc>
+      </w:tr>
+      <w:tr>
+        <w:tc>
+          <w:tcPr>
+            <w:tcW w:type="dxa" w:w="1701"/>
+          </w:tcPr>
+          <w:p>
+            <w:r>
+              <w:rPr>
+                <w:rFonts w:ascii="Times New Roman" w:hAnsi="Times New Roman" w:eastAsia="宋体"/>
+                <w:b w:val="0"/>
+                <w:sz w:val="22"/>
+              </w:rPr>
+              <w:t>dispatch_rule</w:t>
+            </w:r>
+          </w:p>
+        </w:tc>
+        <w:tc>
+          <w:tcPr>
+            <w:tcW w:type="dxa" w:w="2551"/>
+          </w:tcPr>
+          <w:p>
+            <w:r>
+              <w:rPr>
+                <w:rFonts w:ascii="Times New Roman" w:hAnsi="Times New Roman" w:eastAsia="宋体"/>
+                <w:b w:val="0"/>
+                <w:sz w:val="22"/>
+              </w:rPr>
+              <w:t>智能派单规则（新增，单行）</w:t>
+            </w:r>
+          </w:p>
+        </w:tc>
+        <w:tc>
+          <w:tcPr>
+            <w:tcW w:type="dxa" w:w="5102"/>
+          </w:tcPr>
+          <w:p>
+            <w:r>
+              <w:rPr>
+                <w:rFonts w:ascii="Times New Roman" w:hAnsi="Times New Roman" w:eastAsia="宋体"/>
+                <w:b w:val="0"/>
+                <w:sz w:val="22"/>
+              </w:rPr>
+              <w:t>auto_dispatch_enabled、w_load、w_rating、w_familiarity、urgency_boost、max_load、familiarity_full、default_rating、reassign_limit、reassign_hours</w:t>
+            </w:r>
+          </w:p>
+        </w:tc>
+      </w:tr>
+      <w:tr>
+        <w:tc>
+          <w:tcPr>
+            <w:tcW w:type="dxa" w:w="1701"/>
+          </w:tcPr>
+          <w:p>
+            <w:r>
+              <w:rPr>
+                <w:rFonts w:ascii="Times New Roman" w:hAnsi="Times New Roman" w:eastAsia="宋体"/>
+                <w:b w:val="0"/>
+                <w:sz w:val="22"/>
+              </w:rPr>
+              <w:t>operation_log</w:t>
+            </w:r>
+          </w:p>
+        </w:tc>
+        <w:tc>
+          <w:tcPr>
+            <w:tcW w:type="dxa" w:w="2551"/>
+          </w:tcPr>
+          <w:p>
+            <w:r>
+              <w:rPr>
+                <w:rFonts w:ascii="Times New Roman" w:hAnsi="Times New Roman" w:eastAsia="宋体"/>
+                <w:b w:val="0"/>
+                <w:sz w:val="22"/>
+              </w:rPr>
+              <w:t>操作日志（新增）</w:t>
+            </w:r>
+          </w:p>
+        </w:tc>
+        <w:tc>
+          <w:tcPr>
+            <w:tcW w:type="dxa" w:w="5102"/>
+          </w:tcPr>
+          <w:p>
+            <w:r>
+              <w:rPr>
+                <w:rFonts w:ascii="Times New Roman" w:hAnsi="Times New Roman" w:eastAsia="宋体"/>
+                <w:b w:val="0"/>
+                <w:sz w:val="22"/>
+              </w:rPr>
+              <w:t>user_id、username、module、action、method、params(脱敏)、ip、success、error_msg、create_time</w:t>
+            </w:r>
+          </w:p>
+        </w:tc>
+      </w:tr>
+      <w:tr>
+        <w:tc>
+          <w:tcPr>
+            <w:tcW w:type="dxa" w:w="1701"/>
+          </w:tcPr>
+          <w:p>
+            <w:r>
+              <w:rPr>
+                <w:rFonts w:ascii="Times New Roman" w:hAnsi="Times New Roman" w:eastAsia="宋体"/>
+                <w:b w:val="0"/>
+                <w:sz w:val="22"/>
+              </w:rPr>
+              <w:t>faq</w:t>
+            </w:r>
+          </w:p>
+        </w:tc>
+        <w:tc>
+          <w:tcPr>
+            <w:tcW w:type="dxa" w:w="2551"/>
+          </w:tcPr>
+          <w:p>
+            <w:r>
+              <w:rPr>
+                <w:rFonts w:ascii="Times New Roman" w:hAnsi="Times New Roman" w:eastAsia="宋体"/>
+                <w:b w:val="0"/>
+                <w:sz w:val="22"/>
+              </w:rPr>
+              <w:t>知识库FAQ（新增）</w:t>
+            </w:r>
+          </w:p>
+        </w:tc>
+        <w:tc>
+          <w:tcPr>
+            <w:tcW w:type="dxa" w:w="5102"/>
+          </w:tcPr>
+          <w:p>
+            <w:r>
+              <w:rPr>
+                <w:rFonts w:ascii="Times New Roman" w:hAnsi="Times New Roman" w:eastAsia="宋体"/>
+                <w:b w:val="0"/>
+                <w:sz w:val="22"/>
+              </w:rPr>
+              <w:t>category、title、content、sort、view_count、admin_id</w:t>
             </w:r>
           </w:p>
         </w:tc>
@@ -4033,7 +5989,7 @@
       <w:tr>
         <w:tc>
           <w:tcPr>
-            <w:tcW w:type="dxa" w:w="1020"/>
+            <w:tcW w:type="dxa" w:w="1361"/>
           </w:tcPr>
           <w:p>
             <w:pPr>
@@ -4051,7 +6007,7 @@
         </w:tc>
         <w:tc>
           <w:tcPr>
-            <w:tcW w:type="dxa" w:w="3685"/>
+            <w:tcW w:type="dxa" w:w="3061"/>
           </w:tcPr>
           <w:p>
             <w:pPr>
@@ -4069,7 +6025,7 @@
         </w:tc>
         <w:tc>
           <w:tcPr>
-            <w:tcW w:type="dxa" w:w="1984"/>
+            <w:tcW w:type="dxa" w:w="1701"/>
           </w:tcPr>
           <w:p>
             <w:pPr>
@@ -4087,7 +6043,7 @@
         </w:tc>
         <w:tc>
           <w:tcPr>
-            <w:tcW w:type="dxa" w:w="2835"/>
+            <w:tcW w:type="dxa" w:w="3118"/>
           </w:tcPr>
           <w:p>
             <w:pPr>
@@ -4107,7 +6063,7 @@
       <w:tr>
         <w:tc>
           <w:tcPr>
-            <w:tcW w:type="dxa" w:w="1020"/>
+            <w:tcW w:type="dxa" w:w="1361"/>
           </w:tcPr>
           <w:p>
             <w:r>
@@ -4122,7 +6078,7 @@
         </w:tc>
         <w:tc>
           <w:tcPr>
-            <w:tcW w:type="dxa" w:w="3685"/>
+            <w:tcW w:type="dxa" w:w="3061"/>
           </w:tcPr>
           <w:p>
             <w:r>
@@ -4137,7 +6093,7 @@
         </w:tc>
         <w:tc>
           <w:tcPr>
-            <w:tcW w:type="dxa" w:w="1984"/>
+            <w:tcW w:type="dxa" w:w="1701"/>
           </w:tcPr>
           <w:p>
             <w:r>
@@ -4152,16 +6108,16 @@
         </w:tc>
         <w:tc>
           <w:tcPr>
-            <w:tcW w:type="dxa" w:w="2835"/>
-          </w:tcPr>
-          <w:p>
-            <w:r>
-              <w:rPr>
-                <w:rFonts w:ascii="Times New Roman" w:hAnsi="Times New Roman" w:eastAsia="宋体"/>
-                <w:b w:val="0"/>
-                <w:sz w:val="22"/>
-              </w:rPr>
-              <w:t>登录，返回JWT</w:t>
+            <w:tcW w:type="dxa" w:w="3118"/>
+          </w:tcPr>
+          <w:p>
+            <w:r>
+              <w:rPr>
+                <w:rFonts w:ascii="Times New Roman" w:hAnsi="Times New Roman" w:eastAsia="宋体"/>
+                <w:b w:val="0"/>
+                <w:sz w:val="22"/>
+              </w:rPr>
+              <w:t>登录，返回JWT（含锁定判定）</w:t>
             </w:r>
           </w:p>
         </w:tc>
@@ -4169,7 +6125,7 @@
       <w:tr>
         <w:tc>
           <w:tcPr>
-            <w:tcW w:type="dxa" w:w="1020"/>
+            <w:tcW w:type="dxa" w:w="1361"/>
           </w:tcPr>
           <w:p>
             <w:r>
@@ -4184,7 +6140,7 @@
         </w:tc>
         <w:tc>
           <w:tcPr>
-            <w:tcW w:type="dxa" w:w="3685"/>
+            <w:tcW w:type="dxa" w:w="3061"/>
           </w:tcPr>
           <w:p>
             <w:r>
@@ -4199,7 +6155,7 @@
         </w:tc>
         <w:tc>
           <w:tcPr>
-            <w:tcW w:type="dxa" w:w="1984"/>
+            <w:tcW w:type="dxa" w:w="1701"/>
           </w:tcPr>
           <w:p>
             <w:r>
@@ -4214,16 +6170,16 @@
         </w:tc>
         <w:tc>
           <w:tcPr>
-            <w:tcW w:type="dxa" w:w="2835"/>
-          </w:tcPr>
-          <w:p>
-            <w:r>
-              <w:rPr>
-                <w:rFonts w:ascii="Times New Roman" w:hAnsi="Times New Roman" w:eastAsia="宋体"/>
-                <w:b w:val="0"/>
-                <w:sz w:val="22"/>
-              </w:rPr>
-              <w:t>学生注册</w:t>
+            <w:tcW w:type="dxa" w:w="3118"/>
+          </w:tcPr>
+          <w:p>
+            <w:r>
+              <w:rPr>
+                <w:rFonts w:ascii="Times New Roman" w:hAnsi="Times New Roman" w:eastAsia="宋体"/>
+                <w:b w:val="0"/>
+                <w:sz w:val="22"/>
+              </w:rPr>
+              <w:t>住户注册</w:t>
             </w:r>
           </w:p>
         </w:tc>
@@ -4231,7 +6187,7 @@
       <w:tr>
         <w:tc>
           <w:tcPr>
-            <w:tcW w:type="dxa" w:w="1020"/>
+            <w:tcW w:type="dxa" w:w="1361"/>
           </w:tcPr>
           <w:p>
             <w:r>
@@ -4246,7 +6202,7 @@
         </w:tc>
         <w:tc>
           <w:tcPr>
-            <w:tcW w:type="dxa" w:w="3685"/>
+            <w:tcW w:type="dxa" w:w="3061"/>
           </w:tcPr>
           <w:p>
             <w:r>
@@ -4261,31 +6217,31 @@
         </w:tc>
         <w:tc>
           <w:tcPr>
-            <w:tcW w:type="dxa" w:w="1984"/>
-          </w:tcPr>
-          <w:p>
-            <w:r>
-              <w:rPr>
-                <w:rFonts w:ascii="Times New Roman" w:hAnsi="Times New Roman" w:eastAsia="宋体"/>
-                <w:b w:val="0"/>
-                <w:sz w:val="22"/>
-              </w:rPr>
-              <w:t>学生</w:t>
-            </w:r>
-          </w:p>
-        </w:tc>
-        <w:tc>
-          <w:tcPr>
-            <w:tcW w:type="dxa" w:w="2835"/>
-          </w:tcPr>
-          <w:p>
-            <w:r>
-              <w:rPr>
-                <w:rFonts w:ascii="Times New Roman" w:hAnsi="Times New Roman" w:eastAsia="宋体"/>
-                <w:b w:val="0"/>
-                <w:sz w:val="22"/>
-              </w:rPr>
-              <w:t>提交报修</w:t>
+            <w:tcW w:type="dxa" w:w="1701"/>
+          </w:tcPr>
+          <w:p>
+            <w:r>
+              <w:rPr>
+                <w:rFonts w:ascii="Times New Roman" w:hAnsi="Times New Roman" w:eastAsia="宋体"/>
+                <w:b w:val="0"/>
+                <w:sz w:val="22"/>
+              </w:rPr>
+              <w:t>住户</w:t>
+            </w:r>
+          </w:p>
+        </w:tc>
+        <w:tc>
+          <w:tcPr>
+            <w:tcW w:type="dxa" w:w="3118"/>
+          </w:tcPr>
+          <w:p>
+            <w:r>
+              <w:rPr>
+                <w:rFonts w:ascii="Times New Roman" w:hAnsi="Times New Roman" w:eastAsia="宋体"/>
+                <w:b w:val="0"/>
+                <w:sz w:val="22"/>
+              </w:rPr>
+              <w:t>提交报修（触发智能派单）</w:t>
             </w:r>
           </w:p>
         </w:tc>
@@ -4293,7 +6249,7 @@
       <w:tr>
         <w:tc>
           <w:tcPr>
-            <w:tcW w:type="dxa" w:w="1020"/>
+            <w:tcW w:type="dxa" w:w="1361"/>
           </w:tcPr>
           <w:p>
             <w:r>
@@ -4308,7 +6264,7 @@
         </w:tc>
         <w:tc>
           <w:tcPr>
-            <w:tcW w:type="dxa" w:w="3685"/>
+            <w:tcW w:type="dxa" w:w="3061"/>
           </w:tcPr>
           <w:p>
             <w:r>
@@ -4323,22 +6279,22 @@
         </w:tc>
         <w:tc>
           <w:tcPr>
-            <w:tcW w:type="dxa" w:w="1984"/>
-          </w:tcPr>
-          <w:p>
-            <w:r>
-              <w:rPr>
-                <w:rFonts w:ascii="Times New Roman" w:hAnsi="Times New Roman" w:eastAsia="宋体"/>
-                <w:b w:val="0"/>
-                <w:sz w:val="22"/>
-              </w:rPr>
-              <w:t>学生</w:t>
-            </w:r>
-          </w:p>
-        </w:tc>
-        <w:tc>
-          <w:tcPr>
-            <w:tcW w:type="dxa" w:w="2835"/>
+            <w:tcW w:type="dxa" w:w="1701"/>
+          </w:tcPr>
+          <w:p>
+            <w:r>
+              <w:rPr>
+                <w:rFonts w:ascii="Times New Roman" w:hAnsi="Times New Roman" w:eastAsia="宋体"/>
+                <w:b w:val="0"/>
+                <w:sz w:val="22"/>
+              </w:rPr>
+              <w:t>住户</w:t>
+            </w:r>
+          </w:p>
+        </w:tc>
+        <w:tc>
+          <w:tcPr>
+            <w:tcW w:type="dxa" w:w="3118"/>
           </w:tcPr>
           <w:p>
             <w:r>
@@ -4355,7 +6311,7 @@
       <w:tr>
         <w:tc>
           <w:tcPr>
-            <w:tcW w:type="dxa" w:w="1020"/>
+            <w:tcW w:type="dxa" w:w="1361"/>
           </w:tcPr>
           <w:p>
             <w:r>
@@ -4370,7 +6326,7 @@
         </w:tc>
         <w:tc>
           <w:tcPr>
-            <w:tcW w:type="dxa" w:w="3685"/>
+            <w:tcW w:type="dxa" w:w="3061"/>
           </w:tcPr>
           <w:p>
             <w:r>
@@ -4385,22 +6341,22 @@
         </w:tc>
         <w:tc>
           <w:tcPr>
-            <w:tcW w:type="dxa" w:w="1984"/>
-          </w:tcPr>
-          <w:p>
-            <w:r>
-              <w:rPr>
-                <w:rFonts w:ascii="Times New Roman" w:hAnsi="Times New Roman" w:eastAsia="宋体"/>
-                <w:b w:val="0"/>
-                <w:sz w:val="22"/>
-              </w:rPr>
-              <w:t>学生</w:t>
-            </w:r>
-          </w:p>
-        </w:tc>
-        <w:tc>
-          <w:tcPr>
-            <w:tcW w:type="dxa" w:w="2835"/>
+            <w:tcW w:type="dxa" w:w="1701"/>
+          </w:tcPr>
+          <w:p>
+            <w:r>
+              <w:rPr>
+                <w:rFonts w:ascii="Times New Roman" w:hAnsi="Times New Roman" w:eastAsia="宋体"/>
+                <w:b w:val="0"/>
+                <w:sz w:val="22"/>
+              </w:rPr>
+              <w:t>住户</w:t>
+            </w:r>
+          </w:p>
+        </w:tc>
+        <w:tc>
+          <w:tcPr>
+            <w:tcW w:type="dxa" w:w="3118"/>
           </w:tcPr>
           <w:p>
             <w:r>
@@ -4417,7 +6373,7 @@
       <w:tr>
         <w:tc>
           <w:tcPr>
-            <w:tcW w:type="dxa" w:w="1020"/>
+            <w:tcW w:type="dxa" w:w="1361"/>
           </w:tcPr>
           <w:p>
             <w:r>
@@ -4432,7 +6388,7 @@
         </w:tc>
         <w:tc>
           <w:tcPr>
-            <w:tcW w:type="dxa" w:w="3685"/>
+            <w:tcW w:type="dxa" w:w="3061"/>
           </w:tcPr>
           <w:p>
             <w:r>
@@ -4447,7 +6403,7 @@
         </w:tc>
         <w:tc>
           <w:tcPr>
-            <w:tcW w:type="dxa" w:w="1984"/>
+            <w:tcW w:type="dxa" w:w="1701"/>
           </w:tcPr>
           <w:p>
             <w:r>
@@ -4462,16 +6418,16 @@
         </w:tc>
         <w:tc>
           <w:tcPr>
-            <w:tcW w:type="dxa" w:w="2835"/>
-          </w:tcPr>
-          <w:p>
-            <w:r>
-              <w:rPr>
-                <w:rFonts w:ascii="Times New Roman" w:hAnsi="Times New Roman" w:eastAsia="宋体"/>
-                <w:b w:val="0"/>
-                <w:sz w:val="22"/>
-              </w:rPr>
-              <w:t>派单</w:t>
+            <w:tcW w:type="dxa" w:w="3118"/>
+          </w:tcPr>
+          <w:p>
+            <w:r>
+              <w:rPr>
+                <w:rFonts w:ascii="Times New Roman" w:hAnsi="Times New Roman" w:eastAsia="宋体"/>
+                <w:b w:val="0"/>
+                <w:sz w:val="22"/>
+              </w:rPr>
+              <w:t>手动派单/重派（兜底）</w:t>
             </w:r>
           </w:p>
         </w:tc>
@@ -4479,7 +6435,7 @@
       <w:tr>
         <w:tc>
           <w:tcPr>
-            <w:tcW w:type="dxa" w:w="1020"/>
+            <w:tcW w:type="dxa" w:w="1361"/>
           </w:tcPr>
           <w:p>
             <w:r>
@@ -4494,7 +6450,7 @@
         </w:tc>
         <w:tc>
           <w:tcPr>
-            <w:tcW w:type="dxa" w:w="3685"/>
+            <w:tcW w:type="dxa" w:w="3061"/>
           </w:tcPr>
           <w:p>
             <w:r>
@@ -4509,7 +6465,7 @@
         </w:tc>
         <w:tc>
           <w:tcPr>
-            <w:tcW w:type="dxa" w:w="1984"/>
+            <w:tcW w:type="dxa" w:w="1701"/>
           </w:tcPr>
           <w:p>
             <w:r>
@@ -4524,7 +6480,7 @@
         </w:tc>
         <w:tc>
           <w:tcPr>
-            <w:tcW w:type="dxa" w:w="2835"/>
+            <w:tcW w:type="dxa" w:w="3118"/>
           </w:tcPr>
           <w:p>
             <w:r>
@@ -4541,7 +6497,7 @@
       <w:tr>
         <w:tc>
           <w:tcPr>
-            <w:tcW w:type="dxa" w:w="1020"/>
+            <w:tcW w:type="dxa" w:w="1361"/>
           </w:tcPr>
           <w:p>
             <w:r>
@@ -4556,7 +6512,7 @@
         </w:tc>
         <w:tc>
           <w:tcPr>
-            <w:tcW w:type="dxa" w:w="3685"/>
+            <w:tcW w:type="dxa" w:w="3061"/>
           </w:tcPr>
           <w:p>
             <w:r>
@@ -4571,7 +6527,7 @@
         </w:tc>
         <w:tc>
           <w:tcPr>
-            <w:tcW w:type="dxa" w:w="1984"/>
+            <w:tcW w:type="dxa" w:w="1701"/>
           </w:tcPr>
           <w:p>
             <w:r>
@@ -4586,7 +6542,7 @@
         </w:tc>
         <w:tc>
           <w:tcPr>
-            <w:tcW w:type="dxa" w:w="2835"/>
+            <w:tcW w:type="dxa" w:w="3118"/>
           </w:tcPr>
           <w:p>
             <w:r>
@@ -4603,7 +6559,7 @@
       <w:tr>
         <w:tc>
           <w:tcPr>
-            <w:tcW w:type="dxa" w:w="1020"/>
+            <w:tcW w:type="dxa" w:w="1361"/>
           </w:tcPr>
           <w:p>
             <w:r>
@@ -4618,7 +6574,7 @@
         </w:tc>
         <w:tc>
           <w:tcPr>
-            <w:tcW w:type="dxa" w:w="3685"/>
+            <w:tcW w:type="dxa" w:w="3061"/>
           </w:tcPr>
           <w:p>
             <w:r>
@@ -4633,7 +6589,7 @@
         </w:tc>
         <w:tc>
           <w:tcPr>
-            <w:tcW w:type="dxa" w:w="1984"/>
+            <w:tcW w:type="dxa" w:w="1701"/>
           </w:tcPr>
           <w:p>
             <w:r>
@@ -4648,7 +6604,7 @@
         </w:tc>
         <w:tc>
           <w:tcPr>
-            <w:tcW w:type="dxa" w:w="2835"/>
+            <w:tcW w:type="dxa" w:w="3118"/>
           </w:tcPr>
           <w:p>
             <w:r>
@@ -4665,7 +6621,7 @@
       <w:tr>
         <w:tc>
           <w:tcPr>
-            <w:tcW w:type="dxa" w:w="1020"/>
+            <w:tcW w:type="dxa" w:w="1361"/>
           </w:tcPr>
           <w:p>
             <w:r>
@@ -4680,7 +6636,7 @@
         </w:tc>
         <w:tc>
           <w:tcPr>
-            <w:tcW w:type="dxa" w:w="3685"/>
+            <w:tcW w:type="dxa" w:w="3061"/>
           </w:tcPr>
           <w:p>
             <w:r>
@@ -4695,7 +6651,7 @@
         </w:tc>
         <w:tc>
           <w:tcPr>
-            <w:tcW w:type="dxa" w:w="1984"/>
+            <w:tcW w:type="dxa" w:w="1701"/>
           </w:tcPr>
           <w:p>
             <w:r>
@@ -4710,7 +6666,7 @@
         </w:tc>
         <w:tc>
           <w:tcPr>
-            <w:tcW w:type="dxa" w:w="2835"/>
+            <w:tcW w:type="dxa" w:w="3118"/>
           </w:tcPr>
           <w:p>
             <w:r>
@@ -4727,7 +6683,7 @@
       <w:tr>
         <w:tc>
           <w:tcPr>
-            <w:tcW w:type="dxa" w:w="1020"/>
+            <w:tcW w:type="dxa" w:w="1361"/>
           </w:tcPr>
           <w:p>
             <w:r>
@@ -4742,22 +6698,22 @@
         </w:tc>
         <w:tc>
           <w:tcPr>
-            <w:tcW w:type="dxa" w:w="3685"/>
-          </w:tcPr>
-          <w:p>
-            <w:r>
-              <w:rPr>
-                <w:rFonts w:ascii="Times New Roman" w:hAnsi="Times New Roman" w:eastAsia="宋体"/>
-                <w:b w:val="0"/>
-                <w:sz w:val="22"/>
-              </w:rPr>
-              <w:t>/api/stats/*</w:t>
-            </w:r>
-          </w:p>
-        </w:tc>
-        <w:tc>
-          <w:tcPr>
-            <w:tcW w:type="dxa" w:w="1984"/>
+            <w:tcW w:type="dxa" w:w="3061"/>
+          </w:tcPr>
+          <w:p>
+            <w:r>
+              <w:rPr>
+                <w:rFonts w:ascii="Times New Roman" w:hAnsi="Times New Roman" w:eastAsia="宋体"/>
+                <w:b w:val="0"/>
+                <w:sz w:val="22"/>
+              </w:rPr>
+              <w:t>/api/dispatch/candidates/{id}</w:t>
+            </w:r>
+          </w:p>
+        </w:tc>
+        <w:tc>
+          <w:tcPr>
+            <w:tcW w:type="dxa" w:w="1701"/>
           </w:tcPr>
           <w:p>
             <w:r>
@@ -4772,16 +6728,16 @@
         </w:tc>
         <w:tc>
           <w:tcPr>
-            <w:tcW w:type="dxa" w:w="2835"/>
-          </w:tcPr>
-          <w:p>
-            <w:r>
-              <w:rPr>
-                <w:rFonts w:ascii="Times New Roman" w:hAnsi="Times New Roman" w:eastAsia="宋体"/>
-                <w:b w:val="0"/>
-                <w:sz w:val="22"/>
-              </w:rPr>
-              <w:t>统计数据</w:t>
+            <w:tcW w:type="dxa" w:w="3118"/>
+          </w:tcPr>
+          <w:p>
+            <w:r>
+              <w:rPr>
+                <w:rFonts w:ascii="Times New Roman" w:hAnsi="Times New Roman" w:eastAsia="宋体"/>
+                <w:b w:val="0"/>
+                <w:sz w:val="22"/>
+              </w:rPr>
+              <w:t>待派单工单的候选人实时得分明细；已派单工单回读存档明细</w:t>
             </w:r>
           </w:p>
         </w:tc>
@@ -4789,7 +6745,7 @@
       <w:tr>
         <w:tc>
           <w:tcPr>
-            <w:tcW w:type="dxa" w:w="1020"/>
+            <w:tcW w:type="dxa" w:w="1361"/>
           </w:tcPr>
           <w:p>
             <w:r>
@@ -4804,7 +6760,689 @@
         </w:tc>
         <w:tc>
           <w:tcPr>
-            <w:tcW w:type="dxa" w:w="3685"/>
+            <w:tcW w:type="dxa" w:w="3061"/>
+          </w:tcPr>
+          <w:p>
+            <w:r>
+              <w:rPr>
+                <w:rFonts w:ascii="Times New Roman" w:hAnsi="Times New Roman" w:eastAsia="宋体"/>
+                <w:b w:val="0"/>
+                <w:sz w:val="22"/>
+              </w:rPr>
+              <w:t>/api/dispatch/manual/{id}</w:t>
+            </w:r>
+          </w:p>
+        </w:tc>
+        <w:tc>
+          <w:tcPr>
+            <w:tcW w:type="dxa" w:w="1701"/>
+          </w:tcPr>
+          <w:p>
+            <w:r>
+              <w:rPr>
+                <w:rFonts w:ascii="Times New Roman" w:hAnsi="Times New Roman" w:eastAsia="宋体"/>
+                <w:b w:val="0"/>
+                <w:sz w:val="22"/>
+              </w:rPr>
+              <w:t>管理员</w:t>
+            </w:r>
+          </w:p>
+        </w:tc>
+        <w:tc>
+          <w:tcPr>
+            <w:tcW w:type="dxa" w:w="3118"/>
+          </w:tcPr>
+          <w:p>
+            <w:r>
+              <w:rPr>
+                <w:rFonts w:ascii="Times New Roman" w:hAnsi="Times New Roman" w:eastAsia="宋体"/>
+                <w:b w:val="0"/>
+                <w:sz w:val="22"/>
+              </w:rPr>
+              <w:t>手动重派（兜底）</w:t>
+            </w:r>
+          </w:p>
+        </w:tc>
+      </w:tr>
+      <w:tr>
+        <w:tc>
+          <w:tcPr>
+            <w:tcW w:type="dxa" w:w="1361"/>
+          </w:tcPr>
+          <w:p>
+            <w:r>
+              <w:rPr>
+                <w:rFonts w:ascii="Times New Roman" w:hAnsi="Times New Roman" w:eastAsia="宋体"/>
+                <w:b w:val="0"/>
+                <w:sz w:val="22"/>
+              </w:rPr>
+              <w:t>GET/PUT</w:t>
+            </w:r>
+          </w:p>
+        </w:tc>
+        <w:tc>
+          <w:tcPr>
+            <w:tcW w:type="dxa" w:w="3061"/>
+          </w:tcPr>
+          <w:p>
+            <w:r>
+              <w:rPr>
+                <w:rFonts w:ascii="Times New Roman" w:hAnsi="Times New Roman" w:eastAsia="宋体"/>
+                <w:b w:val="0"/>
+                <w:sz w:val="22"/>
+              </w:rPr>
+              <w:t>/api/dispatch/rule</w:t>
+            </w:r>
+          </w:p>
+        </w:tc>
+        <w:tc>
+          <w:tcPr>
+            <w:tcW w:type="dxa" w:w="1701"/>
+          </w:tcPr>
+          <w:p>
+            <w:r>
+              <w:rPr>
+                <w:rFonts w:ascii="Times New Roman" w:hAnsi="Times New Roman" w:eastAsia="宋体"/>
+                <w:b w:val="0"/>
+                <w:sz w:val="22"/>
+              </w:rPr>
+              <w:t>管理员</w:t>
+            </w:r>
+          </w:p>
+        </w:tc>
+        <w:tc>
+          <w:tcPr>
+            <w:tcW w:type="dxa" w:w="3118"/>
+          </w:tcPr>
+          <w:p>
+            <w:r>
+              <w:rPr>
+                <w:rFonts w:ascii="Times New Roman" w:hAnsi="Times New Roman" w:eastAsia="宋体"/>
+                <w:b w:val="0"/>
+                <w:sz w:val="22"/>
+              </w:rPr>
+              <w:t>派单规则（开关/权重/参数）查询与配置</w:t>
+            </w:r>
+          </w:p>
+        </w:tc>
+      </w:tr>
+      <w:tr>
+        <w:tc>
+          <w:tcPr>
+            <w:tcW w:type="dxa" w:w="1361"/>
+          </w:tcPr>
+          <w:p>
+            <w:r>
+              <w:rPr>
+                <w:rFonts w:ascii="Times New Roman" w:hAnsi="Times New Roman" w:eastAsia="宋体"/>
+                <w:b w:val="0"/>
+                <w:sz w:val="22"/>
+              </w:rPr>
+              <w:t>GET/PUT</w:t>
+            </w:r>
+          </w:p>
+        </w:tc>
+        <w:tc>
+          <w:tcPr>
+            <w:tcW w:type="dxa" w:w="3061"/>
+          </w:tcPr>
+          <w:p>
+            <w:r>
+              <w:rPr>
+                <w:rFonts w:ascii="Times New Roman" w:hAnsi="Times New Roman" w:eastAsia="宋体"/>
+                <w:b w:val="0"/>
+                <w:sz w:val="22"/>
+              </w:rPr>
+              <w:t>/api/users/{id}/skills</w:t>
+            </w:r>
+          </w:p>
+        </w:tc>
+        <w:tc>
+          <w:tcPr>
+            <w:tcW w:type="dxa" w:w="1701"/>
+          </w:tcPr>
+          <w:p>
+            <w:r>
+              <w:rPr>
+                <w:rFonts w:ascii="Times New Roman" w:hAnsi="Times New Roman" w:eastAsia="宋体"/>
+                <w:b w:val="0"/>
+                <w:sz w:val="22"/>
+              </w:rPr>
+              <w:t>管理员</w:t>
+            </w:r>
+          </w:p>
+        </w:tc>
+        <w:tc>
+          <w:tcPr>
+            <w:tcW w:type="dxa" w:w="3118"/>
+          </w:tcPr>
+          <w:p>
+            <w:r>
+              <w:rPr>
+                <w:rFonts w:ascii="Times New Roman" w:hAnsi="Times New Roman" w:eastAsia="宋体"/>
+                <w:b w:val="0"/>
+                <w:sz w:val="22"/>
+              </w:rPr>
+              <w:t>维修工技能标签查询与维护</w:t>
+            </w:r>
+          </w:p>
+        </w:tc>
+      </w:tr>
+      <w:tr>
+        <w:tc>
+          <w:tcPr>
+            <w:tcW w:type="dxa" w:w="1361"/>
+          </w:tcPr>
+          <w:p>
+            <w:r>
+              <w:rPr>
+                <w:rFonts w:ascii="Times New Roman" w:hAnsi="Times New Roman" w:eastAsia="宋体"/>
+                <w:b w:val="0"/>
+                <w:sz w:val="22"/>
+              </w:rPr>
+              <w:t>GET/PUT</w:t>
+            </w:r>
+          </w:p>
+        </w:tc>
+        <w:tc>
+          <w:tcPr>
+            <w:tcW w:type="dxa" w:w="3061"/>
+          </w:tcPr>
+          <w:p>
+            <w:r>
+              <w:rPr>
+                <w:rFonts w:ascii="Times New Roman" w:hAnsi="Times New Roman" w:eastAsia="宋体"/>
+                <w:b w:val="0"/>
+                <w:sz w:val="22"/>
+              </w:rPr>
+              <w:t>/api/profile</w:t>
+            </w:r>
+          </w:p>
+        </w:tc>
+        <w:tc>
+          <w:tcPr>
+            <w:tcW w:type="dxa" w:w="1701"/>
+          </w:tcPr>
+          <w:p>
+            <w:r>
+              <w:rPr>
+                <w:rFonts w:ascii="Times New Roman" w:hAnsi="Times New Roman" w:eastAsia="宋体"/>
+                <w:b w:val="0"/>
+                <w:sz w:val="22"/>
+              </w:rPr>
+              <w:t>登录用户</w:t>
+            </w:r>
+          </w:p>
+        </w:tc>
+        <w:tc>
+          <w:tcPr>
+            <w:tcW w:type="dxa" w:w="3118"/>
+          </w:tcPr>
+          <w:p>
+            <w:r>
+              <w:rPr>
+                <w:rFonts w:ascii="Times New Roman" w:hAnsi="Times New Roman" w:eastAsia="宋体"/>
+                <w:b w:val="0"/>
+                <w:sz w:val="22"/>
+              </w:rPr>
+              <w:t>个人资料查看/修改</w:t>
+            </w:r>
+          </w:p>
+        </w:tc>
+      </w:tr>
+      <w:tr>
+        <w:tc>
+          <w:tcPr>
+            <w:tcW w:type="dxa" w:w="1361"/>
+          </w:tcPr>
+          <w:p>
+            <w:r>
+              <w:rPr>
+                <w:rFonts w:ascii="Times New Roman" w:hAnsi="Times New Roman" w:eastAsia="宋体"/>
+                <w:b w:val="0"/>
+                <w:sz w:val="22"/>
+              </w:rPr>
+              <w:t>PUT</w:t>
+            </w:r>
+          </w:p>
+        </w:tc>
+        <w:tc>
+          <w:tcPr>
+            <w:tcW w:type="dxa" w:w="3061"/>
+          </w:tcPr>
+          <w:p>
+            <w:r>
+              <w:rPr>
+                <w:rFonts w:ascii="Times New Roman" w:hAnsi="Times New Roman" w:eastAsia="宋体"/>
+                <w:b w:val="0"/>
+                <w:sz w:val="22"/>
+              </w:rPr>
+              <w:t>/api/profile/password</w:t>
+            </w:r>
+          </w:p>
+        </w:tc>
+        <w:tc>
+          <w:tcPr>
+            <w:tcW w:type="dxa" w:w="1701"/>
+          </w:tcPr>
+          <w:p>
+            <w:r>
+              <w:rPr>
+                <w:rFonts w:ascii="Times New Roman" w:hAnsi="Times New Roman" w:eastAsia="宋体"/>
+                <w:b w:val="0"/>
+                <w:sz w:val="22"/>
+              </w:rPr>
+              <w:t>登录用户</w:t>
+            </w:r>
+          </w:p>
+        </w:tc>
+        <w:tc>
+          <w:tcPr>
+            <w:tcW w:type="dxa" w:w="3118"/>
+          </w:tcPr>
+          <w:p>
+            <w:r>
+              <w:rPr>
+                <w:rFonts w:ascii="Times New Roman" w:hAnsi="Times New Roman" w:eastAsia="宋体"/>
+                <w:b w:val="0"/>
+                <w:sz w:val="22"/>
+              </w:rPr>
+              <w:t>修改密码（验证旧密码）</w:t>
+            </w:r>
+          </w:p>
+        </w:tc>
+      </w:tr>
+      <w:tr>
+        <w:tc>
+          <w:tcPr>
+            <w:tcW w:type="dxa" w:w="1361"/>
+          </w:tcPr>
+          <w:p>
+            <w:r>
+              <w:rPr>
+                <w:rFonts w:ascii="Times New Roman" w:hAnsi="Times New Roman" w:eastAsia="宋体"/>
+                <w:b w:val="0"/>
+                <w:sz w:val="22"/>
+              </w:rPr>
+              <w:t>GET</w:t>
+            </w:r>
+          </w:p>
+        </w:tc>
+        <w:tc>
+          <w:tcPr>
+            <w:tcW w:type="dxa" w:w="3061"/>
+          </w:tcPr>
+          <w:p>
+            <w:r>
+              <w:rPr>
+                <w:rFonts w:ascii="Times New Roman" w:hAnsi="Times New Roman" w:eastAsia="宋体"/>
+                <w:b w:val="0"/>
+                <w:sz w:val="22"/>
+              </w:rPr>
+              <w:t>/api/operation-logs/page</w:t>
+            </w:r>
+          </w:p>
+        </w:tc>
+        <w:tc>
+          <w:tcPr>
+            <w:tcW w:type="dxa" w:w="1701"/>
+          </w:tcPr>
+          <w:p>
+            <w:r>
+              <w:rPr>
+                <w:rFonts w:ascii="Times New Roman" w:hAnsi="Times New Roman" w:eastAsia="宋体"/>
+                <w:b w:val="0"/>
+                <w:sz w:val="22"/>
+              </w:rPr>
+              <w:t>管理员</w:t>
+            </w:r>
+          </w:p>
+        </w:tc>
+        <w:tc>
+          <w:tcPr>
+            <w:tcW w:type="dxa" w:w="3118"/>
+          </w:tcPr>
+          <w:p>
+            <w:r>
+              <w:rPr>
+                <w:rFonts w:ascii="Times New Roman" w:hAnsi="Times New Roman" w:eastAsia="宋体"/>
+                <w:b w:val="0"/>
+                <w:sz w:val="22"/>
+              </w:rPr>
+              <w:t>操作日志分页查询</w:t>
+            </w:r>
+          </w:p>
+        </w:tc>
+      </w:tr>
+      <w:tr>
+        <w:tc>
+          <w:tcPr>
+            <w:tcW w:type="dxa" w:w="1361"/>
+          </w:tcPr>
+          <w:p>
+            <w:r>
+              <w:rPr>
+                <w:rFonts w:ascii="Times New Roman" w:hAnsi="Times New Roman" w:eastAsia="宋体"/>
+                <w:b w:val="0"/>
+                <w:sz w:val="22"/>
+              </w:rPr>
+              <w:t>GET</w:t>
+            </w:r>
+          </w:p>
+        </w:tc>
+        <w:tc>
+          <w:tcPr>
+            <w:tcW w:type="dxa" w:w="3061"/>
+          </w:tcPr>
+          <w:p>
+            <w:r>
+              <w:rPr>
+                <w:rFonts w:ascii="Times New Roman" w:hAnsi="Times New Roman" w:eastAsia="宋体"/>
+                <w:b w:val="0"/>
+                <w:sz w:val="22"/>
+              </w:rPr>
+              <w:t>/api/faqs</w:t>
+            </w:r>
+          </w:p>
+        </w:tc>
+        <w:tc>
+          <w:tcPr>
+            <w:tcW w:type="dxa" w:w="1701"/>
+          </w:tcPr>
+          <w:p>
+            <w:r>
+              <w:rPr>
+                <w:rFonts w:ascii="Times New Roman" w:hAnsi="Times New Roman" w:eastAsia="宋体"/>
+                <w:b w:val="0"/>
+                <w:sz w:val="22"/>
+              </w:rPr>
+              <w:t>登录用户</w:t>
+            </w:r>
+          </w:p>
+        </w:tc>
+        <w:tc>
+          <w:tcPr>
+            <w:tcW w:type="dxa" w:w="3118"/>
+          </w:tcPr>
+          <w:p>
+            <w:r>
+              <w:rPr>
+                <w:rFonts w:ascii="Times New Roman" w:hAnsi="Times New Roman" w:eastAsia="宋体"/>
+                <w:b w:val="0"/>
+                <w:sz w:val="22"/>
+              </w:rPr>
+              <w:t>FAQ分页/分类浏览；报修页按类型推荐</w:t>
+            </w:r>
+          </w:p>
+        </w:tc>
+      </w:tr>
+      <w:tr>
+        <w:tc>
+          <w:tcPr>
+            <w:tcW w:type="dxa" w:w="1361"/>
+          </w:tcPr>
+          <w:p>
+            <w:r>
+              <w:rPr>
+                <w:rFonts w:ascii="Times New Roman" w:hAnsi="Times New Roman" w:eastAsia="宋体"/>
+                <w:b w:val="0"/>
+                <w:sz w:val="22"/>
+              </w:rPr>
+              <w:t>POST/PUT/DELETE</w:t>
+            </w:r>
+          </w:p>
+        </w:tc>
+        <w:tc>
+          <w:tcPr>
+            <w:tcW w:type="dxa" w:w="3061"/>
+          </w:tcPr>
+          <w:p>
+            <w:r>
+              <w:rPr>
+                <w:rFonts w:ascii="Times New Roman" w:hAnsi="Times New Roman" w:eastAsia="宋体"/>
+                <w:b w:val="0"/>
+                <w:sz w:val="22"/>
+              </w:rPr>
+              <w:t>/api/faqs*</w:t>
+            </w:r>
+          </w:p>
+        </w:tc>
+        <w:tc>
+          <w:tcPr>
+            <w:tcW w:type="dxa" w:w="1701"/>
+          </w:tcPr>
+          <w:p>
+            <w:r>
+              <w:rPr>
+                <w:rFonts w:ascii="Times New Roman" w:hAnsi="Times New Roman" w:eastAsia="宋体"/>
+                <w:b w:val="0"/>
+                <w:sz w:val="22"/>
+              </w:rPr>
+              <w:t>管理员</w:t>
+            </w:r>
+          </w:p>
+        </w:tc>
+        <w:tc>
+          <w:tcPr>
+            <w:tcW w:type="dxa" w:w="3118"/>
+          </w:tcPr>
+          <w:p>
+            <w:r>
+              <w:rPr>
+                <w:rFonts w:ascii="Times New Roman" w:hAnsi="Times New Roman" w:eastAsia="宋体"/>
+                <w:b w:val="0"/>
+                <w:sz w:val="22"/>
+              </w:rPr>
+              <w:t>FAQ 增删改</w:t>
+            </w:r>
+          </w:p>
+        </w:tc>
+      </w:tr>
+      <w:tr>
+        <w:tc>
+          <w:tcPr>
+            <w:tcW w:type="dxa" w:w="1361"/>
+          </w:tcPr>
+          <w:p>
+            <w:r>
+              <w:rPr>
+                <w:rFonts w:ascii="Times New Roman" w:hAnsi="Times New Roman" w:eastAsia="宋体"/>
+                <w:b w:val="0"/>
+                <w:sz w:val="22"/>
+              </w:rPr>
+              <w:t>GET</w:t>
+            </w:r>
+          </w:p>
+        </w:tc>
+        <w:tc>
+          <w:tcPr>
+            <w:tcW w:type="dxa" w:w="3061"/>
+          </w:tcPr>
+          <w:p>
+            <w:r>
+              <w:rPr>
+                <w:rFonts w:ascii="Times New Roman" w:hAnsi="Times New Roman" w:eastAsia="宋体"/>
+                <w:b w:val="0"/>
+                <w:sz w:val="22"/>
+              </w:rPr>
+              <w:t>/api/stats/heatmap</w:t>
+            </w:r>
+          </w:p>
+        </w:tc>
+        <w:tc>
+          <w:tcPr>
+            <w:tcW w:type="dxa" w:w="1701"/>
+          </w:tcPr>
+          <w:p>
+            <w:r>
+              <w:rPr>
+                <w:rFonts w:ascii="Times New Roman" w:hAnsi="Times New Roman" w:eastAsia="宋体"/>
+                <w:b w:val="0"/>
+                <w:sz w:val="22"/>
+              </w:rPr>
+              <w:t>管理员</w:t>
+            </w:r>
+          </w:p>
+        </w:tc>
+        <w:tc>
+          <w:tcPr>
+            <w:tcW w:type="dxa" w:w="3118"/>
+          </w:tcPr>
+          <w:p>
+            <w:r>
+              <w:rPr>
+                <w:rFonts w:ascii="Times New Roman" w:hAnsi="Times New Roman" w:eastAsia="宋体"/>
+                <w:b w:val="0"/>
+                <w:sz w:val="22"/>
+              </w:rPr>
+              <w:t>楼栋×单元报修热力数据</w:t>
+            </w:r>
+          </w:p>
+        </w:tc>
+      </w:tr>
+      <w:tr>
+        <w:tc>
+          <w:tcPr>
+            <w:tcW w:type="dxa" w:w="1361"/>
+          </w:tcPr>
+          <w:p>
+            <w:r>
+              <w:rPr>
+                <w:rFonts w:ascii="Times New Roman" w:hAnsi="Times New Roman" w:eastAsia="宋体"/>
+                <w:b w:val="0"/>
+                <w:sz w:val="22"/>
+              </w:rPr>
+              <w:t>GET</w:t>
+            </w:r>
+          </w:p>
+        </w:tc>
+        <w:tc>
+          <w:tcPr>
+            <w:tcW w:type="dxa" w:w="3061"/>
+          </w:tcPr>
+          <w:p>
+            <w:r>
+              <w:rPr>
+                <w:rFonts w:ascii="Times New Roman" w:hAnsi="Times New Roman" w:eastAsia="宋体"/>
+                <w:b w:val="0"/>
+                <w:sz w:val="22"/>
+              </w:rPr>
+              <w:t>/api/stats/trend-warning</w:t>
+            </w:r>
+          </w:p>
+        </w:tc>
+        <w:tc>
+          <w:tcPr>
+            <w:tcW w:type="dxa" w:w="1701"/>
+          </w:tcPr>
+          <w:p>
+            <w:r>
+              <w:rPr>
+                <w:rFonts w:ascii="Times New Roman" w:hAnsi="Times New Roman" w:eastAsia="宋体"/>
+                <w:b w:val="0"/>
+                <w:sz w:val="22"/>
+              </w:rPr>
+              <w:t>管理员</w:t>
+            </w:r>
+          </w:p>
+        </w:tc>
+        <w:tc>
+          <w:tcPr>
+            <w:tcW w:type="dxa" w:w="3118"/>
+          </w:tcPr>
+          <w:p>
+            <w:r>
+              <w:rPr>
+                <w:rFonts w:ascii="Times New Roman" w:hAnsi="Times New Roman" w:eastAsia="宋体"/>
+                <w:b w:val="0"/>
+                <w:sz w:val="22"/>
+              </w:rPr>
+              <w:t>月度趋势环比与高发类型预警</w:t>
+            </w:r>
+          </w:p>
+        </w:tc>
+      </w:tr>
+      <w:tr>
+        <w:tc>
+          <w:tcPr>
+            <w:tcW w:type="dxa" w:w="1361"/>
+          </w:tcPr>
+          <w:p>
+            <w:r>
+              <w:rPr>
+                <w:rFonts w:ascii="Times New Roman" w:hAnsi="Times New Roman" w:eastAsia="宋体"/>
+                <w:b w:val="0"/>
+                <w:sz w:val="22"/>
+              </w:rPr>
+              <w:t>GET</w:t>
+            </w:r>
+          </w:p>
+        </w:tc>
+        <w:tc>
+          <w:tcPr>
+            <w:tcW w:type="dxa" w:w="3061"/>
+          </w:tcPr>
+          <w:p>
+            <w:r>
+              <w:rPr>
+                <w:rFonts w:ascii="Times New Roman" w:hAnsi="Times New Roman" w:eastAsia="宋体"/>
+                <w:b w:val="0"/>
+                <w:sz w:val="22"/>
+              </w:rPr>
+              <w:t>/api/stats/*</w:t>
+            </w:r>
+          </w:p>
+        </w:tc>
+        <w:tc>
+          <w:tcPr>
+            <w:tcW w:type="dxa" w:w="1701"/>
+          </w:tcPr>
+          <w:p>
+            <w:r>
+              <w:rPr>
+                <w:rFonts w:ascii="Times New Roman" w:hAnsi="Times New Roman" w:eastAsia="宋体"/>
+                <w:b w:val="0"/>
+                <w:sz w:val="22"/>
+              </w:rPr>
+              <w:t>管理员</w:t>
+            </w:r>
+          </w:p>
+        </w:tc>
+        <w:tc>
+          <w:tcPr>
+            <w:tcW w:type="dxa" w:w="3118"/>
+          </w:tcPr>
+          <w:p>
+            <w:r>
+              <w:rPr>
+                <w:rFonts w:ascii="Times New Roman" w:hAnsi="Times New Roman" w:eastAsia="宋体"/>
+                <w:b w:val="0"/>
+                <w:sz w:val="22"/>
+              </w:rPr>
+              <w:t>其他统计数据</w:t>
+            </w:r>
+          </w:p>
+        </w:tc>
+      </w:tr>
+      <w:tr>
+        <w:tc>
+          <w:tcPr>
+            <w:tcW w:type="dxa" w:w="1361"/>
+          </w:tcPr>
+          <w:p>
+            <w:r>
+              <w:rPr>
+                <w:rFonts w:ascii="Times New Roman" w:hAnsi="Times New Roman" w:eastAsia="宋体"/>
+                <w:b w:val="0"/>
+                <w:sz w:val="22"/>
+              </w:rPr>
+              <w:t>POST</w:t>
+            </w:r>
+          </w:p>
+        </w:tc>
+        <w:tc>
+          <w:tcPr>
+            <w:tcW w:type="dxa" w:w="3061"/>
           </w:tcPr>
           <w:p>
             <w:r>
@@ -4819,7 +7457,7 @@
         </w:tc>
         <w:tc>
           <w:tcPr>
-            <w:tcW w:type="dxa" w:w="1984"/>
+            <w:tcW w:type="dxa" w:w="1701"/>
           </w:tcPr>
           <w:p>
             <w:r>
@@ -4834,7 +7472,7 @@
         </w:tc>
         <w:tc>
           <w:tcPr>
-            <w:tcW w:type="dxa" w:w="2835"/>
+            <w:tcW w:type="dxa" w:w="3118"/>
           </w:tcPr>
           <w:p>
             <w:r>
@@ -4874,7 +7512,46 @@
           <w:b w:val="0"/>
           <w:sz w:val="24"/>
         </w:rPr>
-        <w:t>三个角色按“提交报修→派单→完成→验收→评价”完整走通，状态流转与日志记录准确无误；</w:t>
+        <w:t>住户按“提交报修→（系统自动派单）→维修工完成→验收评分”完整走通，状态流转与日志记录准确无误；</w:t>
+      </w:r>
+    </w:p>
+    <w:p>
+      <w:pPr>
+        <w:pStyle w:val="ListBullet"/>
+      </w:pPr>
+      <w:r>
+        <w:rPr>
+          <w:rFonts w:ascii="Times New Roman" w:hAnsi="Times New Roman" w:eastAsia="宋体"/>
+          <w:b w:val="0"/>
+          <w:sz w:val="24"/>
+        </w:rPr>
+        <w:t>给维修工配置不同技能标签后提交工单，系统能在秒级自动派给技能匹配且综合得分最高的维修工，管理端可查看各候选人得分明细；</w:t>
+      </w:r>
+    </w:p>
+    <w:p>
+      <w:pPr>
+        <w:pStyle w:val="ListBullet"/>
+      </w:pPr>
+      <w:r>
+        <w:rPr>
+          <w:rFonts w:ascii="Times New Roman" w:hAnsi="Times New Roman" w:eastAsia="宋体"/>
+          <w:b w:val="0"/>
+          <w:sz w:val="24"/>
+        </w:rPr>
+        <w:t>关闭自动派单开关或构造无匹配技能工单时，工单转人工并通知管理员；</w:t>
+      </w:r>
+    </w:p>
+    <w:p>
+      <w:pPr>
+        <w:pStyle w:val="ListBullet"/>
+      </w:pPr>
+      <w:r>
+        <w:rPr>
+          <w:rFonts w:ascii="Times New Roman" w:hAnsi="Times New Roman" w:eastAsia="宋体"/>
+          <w:b w:val="0"/>
+          <w:sz w:val="24"/>
+        </w:rPr>
+        <w:t>将工单派单时间模拟至 48 小时前，定时任务能自动改派，且改派不超过 2 次、不与已尝试维修工重复，超限后转人工；</w:t>
       </w:r>
     </w:p>
     <w:p>
@@ -4900,7 +7577,7 @@
           <w:b w:val="0"/>
           <w:sz w:val="24"/>
         </w:rPr>
-        <w:t>超时工单能被定时任务识别并产生催办消息；</w:t>
+        <w:t>连续 5 次密码错误后账号锁定 10 分钟，第 6 次登录提示锁定；修改密码必须验证旧密码；</w:t>
       </w:r>
     </w:p>
     <w:p>
@@ -4913,7 +7590,7 @@
           <w:b w:val="0"/>
           <w:sz w:val="24"/>
         </w:rPr>
-        <w:t>统计图表数据与库内数据一致；</w:t>
+        <w:t>管理员的关键操作均能在操作日志页查询到操作人、IP 与结果；</w:t>
       </w:r>
     </w:p>
     <w:p>
@@ -4926,7 +7603,115 @@
           <w:b w:val="0"/>
           <w:sz w:val="24"/>
         </w:rPr>
-        <w:t>所有列表支持分页，图片上传与回显正常。</w:t>
+        <w:t>统计大屏热力图、趋势预警数据与库内数据一致；</w:t>
+      </w:r>
+    </w:p>
+    <w:p>
+      <w:pPr>
+        <w:pStyle w:val="ListBullet"/>
+      </w:pPr>
+      <w:r>
+        <w:rPr>
+          <w:rFonts w:ascii="Times New Roman" w:hAnsi="Times New Roman" w:eastAsia="宋体"/>
+          <w:b w:val="0"/>
+          <w:sz w:val="24"/>
+        </w:rPr>
+        <w:t>所有列表支持分页，图片上传与回显正常，FAQ 推荐按报修类型正确关联。</w:t>
+      </w:r>
+    </w:p>
+    <w:p>
+      <w:pPr>
+        <w:pStyle w:val="Heading1"/>
+      </w:pPr>
+      <w:r>
+        <w:rPr>
+          <w:rFonts w:ascii="Times New Roman" w:hAnsi="Times New Roman" w:eastAsia="黑体"/>
+          <w:b/>
+          <w:color w:val="000000"/>
+          <w:sz w:val="32"/>
+        </w:rPr>
+        <w:t>8  附录</w:t>
+      </w:r>
+    </w:p>
+    <w:p>
+      <w:pPr>
+        <w:pStyle w:val="Heading2"/>
+      </w:pPr>
+      <w:r>
+        <w:rPr>
+          <w:rFonts w:ascii="Times New Roman" w:hAnsi="Times New Roman" w:eastAsia="黑体"/>
+          <w:b/>
+          <w:color w:val="000000"/>
+          <w:sz w:val="28"/>
+        </w:rPr>
+        <w:t>8.1  工单状态机（V2.0）</w:t>
+      </w:r>
+    </w:p>
+    <w:p>
+      <w:pPr>
+        <w:ind w:firstLine="480"/>
+      </w:pPr>
+      <w:r>
+        <w:rPr>
+          <w:rFonts w:ascii="Times New Roman" w:hAnsi="Times New Roman" w:eastAsia="宋体"/>
+          <w:b w:val="0"/>
+          <w:sz w:val="24"/>
+        </w:rPr>
+        <w:t>状态集合不变（0 待派单、1 处理中、2 待验收、3 已完成、4 已关闭）。与 V1.0 的差异：派单动作增加“系统-智能派单”触发者，处理中状态增加“系统-自动改派”自环（更换维修工、不改状态），管理员手动派单保留为兜底路径。</w:t>
+      </w:r>
+    </w:p>
+    <w:p>
+      <w:pPr>
+        <w:pStyle w:val="Heading2"/>
+      </w:pPr>
+      <w:r>
+        <w:rPr>
+          <w:rFonts w:ascii="Times New Roman" w:hAnsi="Times New Roman" w:eastAsia="黑体"/>
+          <w:b/>
+          <w:color w:val="000000"/>
+          <w:sz w:val="28"/>
+        </w:rPr>
+        <w:t>8.2  智能派单流程</w:t>
+      </w:r>
+    </w:p>
+    <w:p>
+      <w:pPr>
+        <w:ind w:firstLine="480"/>
+      </w:pPr>
+      <w:r>
+        <w:rPr>
+          <w:rFonts w:ascii="Times New Roman" w:hAnsi="Times New Roman" w:eastAsia="宋体"/>
+          <w:b w:val="0"/>
+          <w:sz w:val="24"/>
+        </w:rPr>
+        <w:t>提交工单 → 读取派单规则 → 开关关闭？→（是）通知管理员人工派单 →（否）按技能+在岗筛选候选集 → 候选为空？→（是）停留待派单并通知管理员转人工 →（否）逐候选计算负荷分/历史评分/楼栋熟悉度（紧急工单放大负荷权重）→ 按综合得分排序取 Top1 → 乐观更新工单（状态置处理中、记录派单方式/得分/TopN明细）→ 写流转日志与站内消息。自动改派流程同上，仅追加“48小时阈值、tried_workers 排除、改派次数上限”三重约束。</w:t>
+      </w:r>
+    </w:p>
+    <w:p>
+      <w:pPr>
+        <w:pStyle w:val="Heading2"/>
+      </w:pPr>
+      <w:r>
+        <w:rPr>
+          <w:rFonts w:ascii="Times New Roman" w:hAnsi="Times New Roman" w:eastAsia="黑体"/>
+          <w:b/>
+          <w:color w:val="000000"/>
+          <w:sz w:val="28"/>
+        </w:rPr>
+        <w:t>8.3  评分公式</w:t>
+      </w:r>
+    </w:p>
+    <w:p>
+      <w:pPr>
+        <w:ind w:firstLine="480"/>
+      </w:pPr>
+      <w:r>
+        <w:rPr>
+          <w:rFonts w:ascii="Times New Roman" w:hAnsi="Times New Roman" w:eastAsia="宋体"/>
+          <w:b w:val="0"/>
+          <w:sz w:val="24"/>
+        </w:rPr>
+        <w:t>score = w_load × (1 − min(L/max_load, 1)) + w_rating × (avg/5 或 default_rating) + w_familiarity × min(C/familiarity_full, 1)；URGENT 工单 w_load′ = w_load × (1 + urgency_boost)。其中 L 为该维修工当前未完成工单数，avg 为其历史评价平均分，C 为其在工单所在楼栋的历史完成工单数。</w:t>
       </w:r>
     </w:p>
     <w:sectPr>

--- a/repair-system/docs/报修工单管理系统-需求规格说明书.docx
+++ b/repair-system/docs/报修工单管理系统-需求规格说明书.docx
@@ -4027,6 +4027,14 @@
           <w:sz w:val="24"/>
         </w:rPr>
         <w:t>FR-M06-2 对“处理中”工单填写处理说明后标记完成；可查看已完成工单的历史与获得评分；被自动改派的工单通过站内消息感知。</w:t>
+      </w:r>
+    </w:p>
+    <w:p>
+      <w:pPr>
+        <w:pStyle w:val="ListBullet"/>
+      </w:pPr>
+      <w:r>
+        <w:t>FR-M06-3 接单确认与维修状态更新：维修工对派单给自己的工单先进行"接单"确认，系统记录接单时间、写入流转日志并通知住户"师傅已接单，维修中"；接单后任务台以"维修中"呈现，维修完成后仍按状态机填写处理说明置为待验收（不新增状态机状态集合）。</w:t>
       </w:r>
     </w:p>
     <w:p>
